--- a/Computer Architecture/Microprogrameed-control-unit.docx
+++ b/Computer Architecture/Microprogrameed-control-unit.docx
@@ -86,26 +86,192 @@
           <w:bCs w:val="false"/>
           <w:sz w:val="36"/>
         </w:rPr>
-        <w:t xml:space="preserve">Fig: microprogram sequencer or nest address generator                                    </w:t>
-      </w:r>
-    </w:p>
-    <w:p>
-      <w:pPr>
-        <w:pStyle w:val="Normal"/>
-        <w:bidi w:val="0"/>
-        <w:jc w:val="left"/>
-        <w:rPr>
-          <w:b w:val="false"/>
-          <w:bCs w:val="false"/>
-          <w:sz w:val="36"/>
-        </w:rPr>
-      </w:pPr>
-      <w:r>
-        <w:rPr>
-          <w:b w:val="false"/>
-          <w:bCs w:val="false"/>
-          <w:sz w:val="36"/>
-        </w:rPr>
+        <w:t xml:space="preserve">Fig: microprogram sequencer or nest address generator           </w:t>
+      </w:r>
+    </w:p>
+    <w:p>
+      <w:pPr>
+        <w:pStyle w:val="Normal"/>
+        <w:bidi w:val="0"/>
+        <w:jc w:val="left"/>
+        <w:rPr>
+          <w:b w:val="false"/>
+          <w:bCs w:val="false"/>
+          <w:sz w:val="36"/>
+        </w:rPr>
+      </w:pPr>
+      <w:r>
+        <w:rPr/>
+      </w:r>
+    </w:p>
+    <w:p>
+      <w:pPr>
+        <w:pStyle w:val="Normal"/>
+        <w:bidi w:val="0"/>
+        <w:jc w:val="left"/>
+        <w:rPr>
+          <w:b w:val="false"/>
+          <w:bCs w:val="false"/>
+          <w:sz w:val="36"/>
+        </w:rPr>
+      </w:pPr>
+      <w:r>
+        <w:rPr/>
+      </w:r>
+    </w:p>
+    <w:p>
+      <w:pPr>
+        <w:pStyle w:val="Normal"/>
+        <w:bidi w:val="0"/>
+        <w:jc w:val="left"/>
+        <w:rPr>
+          <w:b w:val="false"/>
+          <w:bCs w:val="false"/>
+          <w:sz w:val="36"/>
+        </w:rPr>
+      </w:pPr>
+      <w:r>
+        <w:rPr/>
+      </w:r>
+    </w:p>
+    <w:p>
+      <w:pPr>
+        <w:pStyle w:val="Normal"/>
+        <w:bidi w:val="0"/>
+        <w:jc w:val="left"/>
+        <w:rPr>
+          <w:b w:val="false"/>
+          <w:bCs w:val="false"/>
+          <w:sz w:val="36"/>
+        </w:rPr>
+      </w:pPr>
+      <w:r>
+        <w:rPr/>
+      </w:r>
+    </w:p>
+    <w:p>
+      <w:pPr>
+        <w:pStyle w:val="Normal"/>
+        <w:bidi w:val="0"/>
+        <w:jc w:val="left"/>
+        <w:rPr>
+          <w:b w:val="false"/>
+          <w:bCs w:val="false"/>
+          <w:sz w:val="36"/>
+        </w:rPr>
+      </w:pPr>
+      <w:r>
+        <w:rPr/>
+      </w:r>
+    </w:p>
+    <w:p>
+      <w:pPr>
+        <w:pStyle w:val="Normal"/>
+        <w:bidi w:val="0"/>
+        <w:jc w:val="left"/>
+        <w:rPr>
+          <w:b w:val="false"/>
+          <w:bCs w:val="false"/>
+          <w:sz w:val="36"/>
+        </w:rPr>
+      </w:pPr>
+      <w:r>
+        <w:rPr/>
+      </w:r>
+    </w:p>
+    <w:p>
+      <w:pPr>
+        <w:pStyle w:val="Normal"/>
+        <w:bidi w:val="0"/>
+        <w:jc w:val="left"/>
+        <w:rPr>
+          <w:b w:val="false"/>
+          <w:bCs w:val="false"/>
+          <w:sz w:val="36"/>
+        </w:rPr>
+      </w:pPr>
+      <w:r>
+        <w:rPr/>
+      </w:r>
+    </w:p>
+    <w:p>
+      <w:pPr>
+        <w:pStyle w:val="Normal"/>
+        <w:bidi w:val="0"/>
+        <w:jc w:val="left"/>
+        <w:rPr>
+          <w:b w:val="false"/>
+          <w:bCs w:val="false"/>
+          <w:sz w:val="36"/>
+        </w:rPr>
+      </w:pPr>
+      <w:r>
+        <w:rPr/>
+      </w:r>
+    </w:p>
+    <w:p>
+      <w:pPr>
+        <w:pStyle w:val="Normal"/>
+        <w:bidi w:val="0"/>
+        <w:jc w:val="left"/>
+        <w:rPr>
+          <w:b w:val="false"/>
+          <w:bCs w:val="false"/>
+          <w:sz w:val="36"/>
+        </w:rPr>
+      </w:pPr>
+      <w:r>
+        <w:rPr/>
+      </w:r>
+    </w:p>
+    <w:p>
+      <w:pPr>
+        <w:pStyle w:val="Normal"/>
+        <w:bidi w:val="0"/>
+        <w:jc w:val="left"/>
+        <w:rPr>
+          <w:b w:val="false"/>
+          <w:bCs w:val="false"/>
+          <w:sz w:val="36"/>
+        </w:rPr>
+      </w:pPr>
+      <w:r>
+        <w:rPr/>
+      </w:r>
+    </w:p>
+    <w:p>
+      <w:pPr>
+        <w:pStyle w:val="Normal"/>
+        <w:bidi w:val="0"/>
+        <w:jc w:val="left"/>
+        <w:rPr>
+          <w:b w:val="false"/>
+          <w:bCs w:val="false"/>
+          <w:sz w:val="36"/>
+        </w:rPr>
+      </w:pPr>
+      <w:r>
+        <w:rPr>
+          <w:b w:val="false"/>
+          <w:bCs w:val="false"/>
+          <w:sz w:val="36"/>
+        </w:rPr>
+        <w:t xml:space="preserve">                       </w:t>
+      </w:r>
+    </w:p>
+    <w:p>
+      <w:pPr>
+        <w:pStyle w:val="Normal"/>
+        <w:bidi w:val="0"/>
+        <w:jc w:val="left"/>
+        <w:rPr>
+          <w:b w:val="false"/>
+          <w:bCs w:val="false"/>
+          <w:sz w:val="36"/>
+        </w:rPr>
+      </w:pPr>
+      <w:r>
+        <w:rPr/>
       </w:r>
     </w:p>
     <w:sectPr>
@@ -115,6 +281,7 @@
       <w:pgNumType w:fmt="decimal"/>
       <w:formProt w:val="false"/>
       <w:textDirection w:val="lrTb"/>
+      <w:docGrid w:type="default" w:linePitch="100" w:charSpace="0"/>
     </w:sectPr>
   </w:body>
 </w:document>
@@ -134,7 +301,6 @@
     </w:rPrDefault>
     <w:pPrDefault>
       <w:pPr>
-        <w:widowControl/>
         <w:suppressAutoHyphens w:val="true"/>
       </w:pPr>
     </w:pPrDefault>
@@ -144,7 +310,10 @@
     <w:qFormat/>
     <w:pPr>
       <w:widowControl/>
+      <w:suppressAutoHyphens w:val="true"/>
       <w:bidi w:val="0"/>
+      <w:spacing w:before="0" w:after="0"/>
+      <w:jc w:val="left"/>
     </w:pPr>
     <w:rPr>
       <w:rFonts w:ascii="Calibri" w:hAnsi="Calibri" w:eastAsia="Tahoma" w:cs="Lohit Marathi"/>

--- a/Computer Architecture/Microprogrameed-control-unit.docx
+++ b/Computer Architecture/Microprogrameed-control-unit.docx
@@ -101,7 +101,11 @@
         </w:rPr>
       </w:pPr>
       <w:r>
-        <w:rPr/>
+        <w:rPr>
+          <w:b w:val="false"/>
+          <w:bCs w:val="false"/>
+          <w:sz w:val="36"/>
+        </w:rPr>
       </w:r>
     </w:p>
     <w:p>
@@ -116,7 +120,540 @@
         </w:rPr>
       </w:pPr>
       <w:r>
-        <w:rPr/>
+        <w:rPr>
+          <w:b w:val="false"/>
+          <w:bCs w:val="false"/>
+          <w:sz w:val="36"/>
+        </w:rPr>
+        <w:t>Symbolic Microinstruction:</w:t>
+      </w:r>
+    </w:p>
+    <w:tbl>
+      <w:tblPr>
+        <w:tblW w:w="5000" w:type="pct"/>
+        <w:jc w:val="left"/>
+        <w:tblInd w:w="-5" w:type="dxa"/>
+        <w:tblLayout w:type="fixed"/>
+        <w:tblCellMar>
+          <w:top w:w="55" w:type="dxa"/>
+          <w:left w:w="55" w:type="dxa"/>
+          <w:bottom w:w="55" w:type="dxa"/>
+          <w:right w:w="55" w:type="dxa"/>
+        </w:tblCellMar>
+      </w:tblPr>
+      <w:tblGrid>
+        <w:gridCol w:w="1994"/>
+        <w:gridCol w:w="1994"/>
+        <w:gridCol w:w="1995"/>
+        <w:gridCol w:w="1994"/>
+        <w:gridCol w:w="1995"/>
+      </w:tblGrid>
+      <w:tr>
+        <w:trPr/>
+        <w:tc>
+          <w:tcPr>
+            <w:tcW w:w="1994" w:type="dxa"/>
+            <w:tcBorders>
+              <w:top w:val="single" w:sz="4" w:space="0" w:color="000000"/>
+              <w:left w:val="single" w:sz="4" w:space="0" w:color="000000"/>
+              <w:bottom w:val="single" w:sz="4" w:space="0" w:color="000000"/>
+            </w:tcBorders>
+          </w:tcPr>
+          <w:p>
+            <w:pPr>
+              <w:pStyle w:val="TableContents"/>
+              <w:rPr/>
+            </w:pPr>
+            <w:r>
+              <w:rPr/>
+              <w:t>Label</w:t>
+            </w:r>
+          </w:p>
+        </w:tc>
+        <w:tc>
+          <w:tcPr>
+            <w:tcW w:w="1994" w:type="dxa"/>
+            <w:tcBorders>
+              <w:top w:val="single" w:sz="4" w:space="0" w:color="000000"/>
+              <w:left w:val="single" w:sz="4" w:space="0" w:color="000000"/>
+              <w:bottom w:val="single" w:sz="4" w:space="0" w:color="000000"/>
+            </w:tcBorders>
+          </w:tcPr>
+          <w:p>
+            <w:pPr>
+              <w:pStyle w:val="TableContents"/>
+              <w:rPr/>
+            </w:pPr>
+            <w:r>
+              <w:rPr/>
+              <w:t>Microoperations</w:t>
+            </w:r>
+          </w:p>
+        </w:tc>
+        <w:tc>
+          <w:tcPr>
+            <w:tcW w:w="1995" w:type="dxa"/>
+            <w:tcBorders>
+              <w:top w:val="single" w:sz="4" w:space="0" w:color="000000"/>
+              <w:left w:val="single" w:sz="4" w:space="0" w:color="000000"/>
+              <w:bottom w:val="single" w:sz="4" w:space="0" w:color="000000"/>
+            </w:tcBorders>
+          </w:tcPr>
+          <w:p>
+            <w:pPr>
+              <w:pStyle w:val="TableContents"/>
+              <w:rPr/>
+            </w:pPr>
+            <w:r>
+              <w:rPr/>
+              <w:t>CD</w:t>
+            </w:r>
+          </w:p>
+        </w:tc>
+        <w:tc>
+          <w:tcPr>
+            <w:tcW w:w="1994" w:type="dxa"/>
+            <w:tcBorders>
+              <w:top w:val="single" w:sz="4" w:space="0" w:color="000000"/>
+              <w:left w:val="single" w:sz="4" w:space="0" w:color="000000"/>
+              <w:bottom w:val="single" w:sz="4" w:space="0" w:color="000000"/>
+            </w:tcBorders>
+          </w:tcPr>
+          <w:p>
+            <w:pPr>
+              <w:pStyle w:val="TableContents"/>
+              <w:rPr/>
+            </w:pPr>
+            <w:r>
+              <w:rPr/>
+              <w:t>BR</w:t>
+            </w:r>
+          </w:p>
+        </w:tc>
+        <w:tc>
+          <w:tcPr>
+            <w:tcW w:w="1995" w:type="dxa"/>
+            <w:tcBorders>
+              <w:top w:val="single" w:sz="4" w:space="0" w:color="000000"/>
+              <w:left w:val="single" w:sz="4" w:space="0" w:color="000000"/>
+              <w:bottom w:val="single" w:sz="4" w:space="0" w:color="000000"/>
+              <w:right w:val="single" w:sz="4" w:space="0" w:color="000000"/>
+            </w:tcBorders>
+          </w:tcPr>
+          <w:p>
+            <w:pPr>
+              <w:pStyle w:val="TableContents"/>
+              <w:rPr/>
+            </w:pPr>
+            <w:r>
+              <w:rPr/>
+              <w:t>AD</w:t>
+            </w:r>
+          </w:p>
+        </w:tc>
+      </w:tr>
+      <w:tr>
+        <w:trPr/>
+        <w:tc>
+          <w:tcPr>
+            <w:tcW w:w="1994" w:type="dxa"/>
+            <w:tcBorders>
+              <w:left w:val="single" w:sz="4" w:space="0" w:color="000000"/>
+              <w:bottom w:val="single" w:sz="4" w:space="0" w:color="000000"/>
+            </w:tcBorders>
+          </w:tcPr>
+          <w:p>
+            <w:pPr>
+              <w:pStyle w:val="TableContents"/>
+              <w:rPr/>
+            </w:pPr>
+            <w:r>
+              <w:rPr/>
+            </w:r>
+          </w:p>
+        </w:tc>
+        <w:tc>
+          <w:tcPr>
+            <w:tcW w:w="1994" w:type="dxa"/>
+            <w:tcBorders>
+              <w:left w:val="single" w:sz="4" w:space="0" w:color="000000"/>
+              <w:bottom w:val="single" w:sz="4" w:space="0" w:color="000000"/>
+            </w:tcBorders>
+          </w:tcPr>
+          <w:p>
+            <w:pPr>
+              <w:pStyle w:val="TableContents"/>
+              <w:rPr/>
+            </w:pPr>
+            <w:r>
+              <w:rPr/>
+            </w:r>
+          </w:p>
+        </w:tc>
+        <w:tc>
+          <w:tcPr>
+            <w:tcW w:w="1995" w:type="dxa"/>
+            <w:tcBorders>
+              <w:left w:val="single" w:sz="4" w:space="0" w:color="000000"/>
+              <w:bottom w:val="single" w:sz="4" w:space="0" w:color="000000"/>
+            </w:tcBorders>
+          </w:tcPr>
+          <w:p>
+            <w:pPr>
+              <w:pStyle w:val="TableContents"/>
+              <w:rPr/>
+            </w:pPr>
+            <w:r>
+              <w:rPr/>
+              <w:t>U</w:t>
+            </w:r>
+          </w:p>
+        </w:tc>
+        <w:tc>
+          <w:tcPr>
+            <w:tcW w:w="1994" w:type="dxa"/>
+            <w:tcBorders>
+              <w:left w:val="single" w:sz="4" w:space="0" w:color="000000"/>
+              <w:bottom w:val="single" w:sz="4" w:space="0" w:color="000000"/>
+            </w:tcBorders>
+          </w:tcPr>
+          <w:p>
+            <w:pPr>
+              <w:pStyle w:val="TableContents"/>
+              <w:rPr/>
+            </w:pPr>
+            <w:r>
+              <w:rPr/>
+              <w:t>JMP</w:t>
+            </w:r>
+          </w:p>
+        </w:tc>
+        <w:tc>
+          <w:tcPr>
+            <w:tcW w:w="1995" w:type="dxa"/>
+            <w:tcBorders>
+              <w:left w:val="single" w:sz="4" w:space="0" w:color="000000"/>
+              <w:bottom w:val="single" w:sz="4" w:space="0" w:color="000000"/>
+              <w:right w:val="single" w:sz="4" w:space="0" w:color="000000"/>
+            </w:tcBorders>
+          </w:tcPr>
+          <w:p>
+            <w:pPr>
+              <w:pStyle w:val="TableContents"/>
+              <w:rPr/>
+            </w:pPr>
+            <w:r>
+              <w:rPr/>
+            </w:r>
+          </w:p>
+        </w:tc>
+      </w:tr>
+      <w:tr>
+        <w:trPr/>
+        <w:tc>
+          <w:tcPr>
+            <w:tcW w:w="1994" w:type="dxa"/>
+            <w:tcBorders>
+              <w:left w:val="single" w:sz="4" w:space="0" w:color="000000"/>
+              <w:bottom w:val="single" w:sz="4" w:space="0" w:color="000000"/>
+            </w:tcBorders>
+          </w:tcPr>
+          <w:p>
+            <w:pPr>
+              <w:pStyle w:val="TableContents"/>
+              <w:rPr/>
+            </w:pPr>
+            <w:r>
+              <w:rPr/>
+            </w:r>
+          </w:p>
+        </w:tc>
+        <w:tc>
+          <w:tcPr>
+            <w:tcW w:w="1994" w:type="dxa"/>
+            <w:tcBorders>
+              <w:left w:val="single" w:sz="4" w:space="0" w:color="000000"/>
+              <w:bottom w:val="single" w:sz="4" w:space="0" w:color="000000"/>
+            </w:tcBorders>
+          </w:tcPr>
+          <w:p>
+            <w:pPr>
+              <w:pStyle w:val="TableContents"/>
+              <w:rPr/>
+            </w:pPr>
+            <w:r>
+              <w:rPr/>
+            </w:r>
+          </w:p>
+        </w:tc>
+        <w:tc>
+          <w:tcPr>
+            <w:tcW w:w="1995" w:type="dxa"/>
+            <w:tcBorders>
+              <w:left w:val="single" w:sz="4" w:space="0" w:color="000000"/>
+              <w:bottom w:val="single" w:sz="4" w:space="0" w:color="000000"/>
+            </w:tcBorders>
+          </w:tcPr>
+          <w:p>
+            <w:pPr>
+              <w:pStyle w:val="TableContents"/>
+              <w:rPr/>
+            </w:pPr>
+            <w:r>
+              <w:rPr/>
+              <w:t>I</w:t>
+            </w:r>
+          </w:p>
+        </w:tc>
+        <w:tc>
+          <w:tcPr>
+            <w:tcW w:w="1994" w:type="dxa"/>
+            <w:tcBorders>
+              <w:left w:val="single" w:sz="4" w:space="0" w:color="000000"/>
+              <w:bottom w:val="single" w:sz="4" w:space="0" w:color="000000"/>
+            </w:tcBorders>
+          </w:tcPr>
+          <w:p>
+            <w:pPr>
+              <w:pStyle w:val="TableContents"/>
+              <w:rPr/>
+            </w:pPr>
+            <w:r>
+              <w:rPr/>
+              <w:t>CALL</w:t>
+            </w:r>
+          </w:p>
+        </w:tc>
+        <w:tc>
+          <w:tcPr>
+            <w:tcW w:w="1995" w:type="dxa"/>
+            <w:tcBorders>
+              <w:left w:val="single" w:sz="4" w:space="0" w:color="000000"/>
+              <w:bottom w:val="single" w:sz="4" w:space="0" w:color="000000"/>
+              <w:right w:val="single" w:sz="4" w:space="0" w:color="000000"/>
+            </w:tcBorders>
+          </w:tcPr>
+          <w:p>
+            <w:pPr>
+              <w:pStyle w:val="TableContents"/>
+              <w:rPr/>
+            </w:pPr>
+            <w:r>
+              <w:rPr/>
+            </w:r>
+          </w:p>
+        </w:tc>
+      </w:tr>
+      <w:tr>
+        <w:trPr/>
+        <w:tc>
+          <w:tcPr>
+            <w:tcW w:w="1994" w:type="dxa"/>
+            <w:tcBorders>
+              <w:left w:val="single" w:sz="4" w:space="0" w:color="000000"/>
+              <w:bottom w:val="single" w:sz="4" w:space="0" w:color="000000"/>
+            </w:tcBorders>
+          </w:tcPr>
+          <w:p>
+            <w:pPr>
+              <w:pStyle w:val="TableContents"/>
+              <w:rPr/>
+            </w:pPr>
+            <w:r>
+              <w:rPr/>
+            </w:r>
+          </w:p>
+        </w:tc>
+        <w:tc>
+          <w:tcPr>
+            <w:tcW w:w="1994" w:type="dxa"/>
+            <w:tcBorders>
+              <w:left w:val="single" w:sz="4" w:space="0" w:color="000000"/>
+              <w:bottom w:val="single" w:sz="4" w:space="0" w:color="000000"/>
+            </w:tcBorders>
+          </w:tcPr>
+          <w:p>
+            <w:pPr>
+              <w:pStyle w:val="TableContents"/>
+              <w:rPr/>
+            </w:pPr>
+            <w:r>
+              <w:rPr/>
+            </w:r>
+          </w:p>
+        </w:tc>
+        <w:tc>
+          <w:tcPr>
+            <w:tcW w:w="1995" w:type="dxa"/>
+            <w:tcBorders>
+              <w:left w:val="single" w:sz="4" w:space="0" w:color="000000"/>
+              <w:bottom w:val="single" w:sz="4" w:space="0" w:color="000000"/>
+            </w:tcBorders>
+          </w:tcPr>
+          <w:p>
+            <w:pPr>
+              <w:pStyle w:val="TableContents"/>
+              <w:rPr/>
+            </w:pPr>
+            <w:r>
+              <w:rPr/>
+              <w:t>S</w:t>
+            </w:r>
+          </w:p>
+        </w:tc>
+        <w:tc>
+          <w:tcPr>
+            <w:tcW w:w="1994" w:type="dxa"/>
+            <w:tcBorders>
+              <w:left w:val="single" w:sz="4" w:space="0" w:color="000000"/>
+              <w:bottom w:val="single" w:sz="4" w:space="0" w:color="000000"/>
+            </w:tcBorders>
+          </w:tcPr>
+          <w:p>
+            <w:pPr>
+              <w:pStyle w:val="TableContents"/>
+              <w:rPr/>
+            </w:pPr>
+            <w:r>
+              <w:rPr/>
+              <w:t>RET</w:t>
+            </w:r>
+          </w:p>
+        </w:tc>
+        <w:tc>
+          <w:tcPr>
+            <w:tcW w:w="1995" w:type="dxa"/>
+            <w:tcBorders>
+              <w:left w:val="single" w:sz="4" w:space="0" w:color="000000"/>
+              <w:bottom w:val="single" w:sz="4" w:space="0" w:color="000000"/>
+              <w:right w:val="single" w:sz="4" w:space="0" w:color="000000"/>
+            </w:tcBorders>
+          </w:tcPr>
+          <w:p>
+            <w:pPr>
+              <w:pStyle w:val="TableContents"/>
+              <w:rPr/>
+            </w:pPr>
+            <w:r>
+              <w:rPr/>
+            </w:r>
+          </w:p>
+        </w:tc>
+      </w:tr>
+      <w:tr>
+        <w:trPr/>
+        <w:tc>
+          <w:tcPr>
+            <w:tcW w:w="1994" w:type="dxa"/>
+            <w:tcBorders>
+              <w:left w:val="single" w:sz="4" w:space="0" w:color="000000"/>
+              <w:bottom w:val="single" w:sz="4" w:space="0" w:color="000000"/>
+            </w:tcBorders>
+          </w:tcPr>
+          <w:p>
+            <w:pPr>
+              <w:pStyle w:val="TableContents"/>
+              <w:rPr/>
+            </w:pPr>
+            <w:r>
+              <w:rPr/>
+            </w:r>
+          </w:p>
+        </w:tc>
+        <w:tc>
+          <w:tcPr>
+            <w:tcW w:w="1994" w:type="dxa"/>
+            <w:tcBorders>
+              <w:left w:val="single" w:sz="4" w:space="0" w:color="000000"/>
+              <w:bottom w:val="single" w:sz="4" w:space="0" w:color="000000"/>
+            </w:tcBorders>
+          </w:tcPr>
+          <w:p>
+            <w:pPr>
+              <w:pStyle w:val="TableContents"/>
+              <w:rPr/>
+            </w:pPr>
+            <w:r>
+              <w:rPr/>
+            </w:r>
+          </w:p>
+        </w:tc>
+        <w:tc>
+          <w:tcPr>
+            <w:tcW w:w="1995" w:type="dxa"/>
+            <w:tcBorders>
+              <w:left w:val="single" w:sz="4" w:space="0" w:color="000000"/>
+              <w:bottom w:val="single" w:sz="4" w:space="0" w:color="000000"/>
+            </w:tcBorders>
+          </w:tcPr>
+          <w:p>
+            <w:pPr>
+              <w:pStyle w:val="TableContents"/>
+              <w:rPr/>
+            </w:pPr>
+            <w:r>
+              <w:rPr/>
+              <w:t>Z</w:t>
+            </w:r>
+          </w:p>
+        </w:tc>
+        <w:tc>
+          <w:tcPr>
+            <w:tcW w:w="1994" w:type="dxa"/>
+            <w:tcBorders>
+              <w:left w:val="single" w:sz="4" w:space="0" w:color="000000"/>
+              <w:bottom w:val="single" w:sz="4" w:space="0" w:color="000000"/>
+            </w:tcBorders>
+          </w:tcPr>
+          <w:p>
+            <w:pPr>
+              <w:pStyle w:val="TableContents"/>
+              <w:rPr/>
+            </w:pPr>
+            <w:r>
+              <w:rPr/>
+              <w:t>MAP</w:t>
+            </w:r>
+          </w:p>
+        </w:tc>
+        <w:tc>
+          <w:tcPr>
+            <w:tcW w:w="1995" w:type="dxa"/>
+            <w:tcBorders>
+              <w:left w:val="single" w:sz="4" w:space="0" w:color="000000"/>
+              <w:bottom w:val="single" w:sz="4" w:space="0" w:color="000000"/>
+              <w:right w:val="single" w:sz="4" w:space="0" w:color="000000"/>
+            </w:tcBorders>
+          </w:tcPr>
+          <w:p>
+            <w:pPr>
+              <w:pStyle w:val="TableContents"/>
+              <w:rPr/>
+            </w:pPr>
+            <w:r>
+              <w:rPr/>
+            </w:r>
+          </w:p>
+        </w:tc>
+      </w:tr>
+    </w:tbl>
+    <w:p>
+      <w:pPr>
+        <w:pStyle w:val="Normal"/>
+        <w:bidi w:val="0"/>
+        <w:jc w:val="left"/>
+        <w:rPr>
+          <w:b w:val="false"/>
+          <w:bCs w:val="false"/>
+          <w:sz w:val="36"/>
+        </w:rPr>
+      </w:pPr>
+      <w:r>
+        <w:rPr>
+          <w:b w:val="false"/>
+          <w:bCs w:val="false"/>
+          <w:sz w:val="36"/>
+        </w:rPr>
       </w:r>
     </w:p>
     <w:p>
@@ -131,7 +668,12 @@
         </w:rPr>
       </w:pPr>
       <w:r>
-        <w:rPr/>
+        <w:rPr>
+          <w:b w:val="false"/>
+          <w:bCs w:val="false"/>
+          <w:sz w:val="36"/>
+        </w:rPr>
+        <w:t>Fetch routine:</w:t>
       </w:r>
     </w:p>
     <w:p>
@@ -146,7 +688,12 @@
         </w:rPr>
       </w:pPr>
       <w:r>
-        <w:rPr/>
+        <w:rPr>
+          <w:b w:val="false"/>
+          <w:bCs w:val="false"/>
+          <w:sz w:val="36"/>
+        </w:rPr>
+        <w:t>AR ← PC</w:t>
       </w:r>
     </w:p>
     <w:p>
@@ -161,7 +708,12 @@
         </w:rPr>
       </w:pPr>
       <w:r>
-        <w:rPr/>
+        <w:rPr>
+          <w:b w:val="false"/>
+          <w:bCs w:val="false"/>
+          <w:sz w:val="36"/>
+        </w:rPr>
+        <w:t>DR ← M[AR] , PC ← PC + 1</w:t>
       </w:r>
     </w:p>
     <w:p>
@@ -176,7 +728,12 @@
         </w:rPr>
       </w:pPr>
       <w:r>
-        <w:rPr/>
+        <w:rPr>
+          <w:b w:val="false"/>
+          <w:bCs w:val="false"/>
+          <w:sz w:val="36"/>
+        </w:rPr>
+        <w:t>AR ← DR(0-10) , CAR(2-5) ← DR(11-14) , CAR(0,1,6) ← 0</w:t>
       </w:r>
     </w:p>
     <w:p>
@@ -191,7 +748,2141 @@
         </w:rPr>
       </w:pPr>
       <w:r>
-        <w:rPr/>
+        <w:rPr>
+          <w:b w:val="false"/>
+          <w:bCs w:val="false"/>
+          <w:sz w:val="36"/>
+        </w:rPr>
+        <w:t>ORG64</w:t>
+      </w:r>
+    </w:p>
+    <w:tbl>
+      <w:tblPr>
+        <w:tblW w:w="5000" w:type="pct"/>
+        <w:jc w:val="left"/>
+        <w:tblInd w:w="-5" w:type="dxa"/>
+        <w:tblLayout w:type="fixed"/>
+        <w:tblCellMar>
+          <w:top w:w="55" w:type="dxa"/>
+          <w:left w:w="55" w:type="dxa"/>
+          <w:bottom w:w="55" w:type="dxa"/>
+          <w:right w:w="55" w:type="dxa"/>
+        </w:tblCellMar>
+      </w:tblPr>
+      <w:tblGrid>
+        <w:gridCol w:w="1994"/>
+        <w:gridCol w:w="1994"/>
+        <w:gridCol w:w="1995"/>
+        <w:gridCol w:w="1994"/>
+        <w:gridCol w:w="1995"/>
+      </w:tblGrid>
+      <w:tr>
+        <w:trPr/>
+        <w:tc>
+          <w:tcPr>
+            <w:tcW w:w="1994" w:type="dxa"/>
+            <w:tcBorders>
+              <w:top w:val="single" w:sz="4" w:space="0" w:color="000000"/>
+              <w:left w:val="single" w:sz="4" w:space="0" w:color="000000"/>
+              <w:bottom w:val="single" w:sz="4" w:space="0" w:color="000000"/>
+            </w:tcBorders>
+          </w:tcPr>
+          <w:p>
+            <w:pPr>
+              <w:pStyle w:val="TableContents"/>
+              <w:rPr/>
+            </w:pPr>
+            <w:r>
+              <w:rPr/>
+              <w:t>Label</w:t>
+            </w:r>
+          </w:p>
+        </w:tc>
+        <w:tc>
+          <w:tcPr>
+            <w:tcW w:w="1994" w:type="dxa"/>
+            <w:tcBorders>
+              <w:top w:val="single" w:sz="4" w:space="0" w:color="000000"/>
+              <w:left w:val="single" w:sz="4" w:space="0" w:color="000000"/>
+              <w:bottom w:val="single" w:sz="4" w:space="0" w:color="000000"/>
+            </w:tcBorders>
+          </w:tcPr>
+          <w:p>
+            <w:pPr>
+              <w:pStyle w:val="TableContents"/>
+              <w:rPr/>
+            </w:pPr>
+            <w:r>
+              <w:rPr/>
+              <w:t>Microoperations</w:t>
+            </w:r>
+          </w:p>
+        </w:tc>
+        <w:tc>
+          <w:tcPr>
+            <w:tcW w:w="1995" w:type="dxa"/>
+            <w:tcBorders>
+              <w:top w:val="single" w:sz="4" w:space="0" w:color="000000"/>
+              <w:left w:val="single" w:sz="4" w:space="0" w:color="000000"/>
+              <w:bottom w:val="single" w:sz="4" w:space="0" w:color="000000"/>
+            </w:tcBorders>
+          </w:tcPr>
+          <w:p>
+            <w:pPr>
+              <w:pStyle w:val="TableContents"/>
+              <w:rPr/>
+            </w:pPr>
+            <w:r>
+              <w:rPr/>
+              <w:t>CD</w:t>
+            </w:r>
+          </w:p>
+        </w:tc>
+        <w:tc>
+          <w:tcPr>
+            <w:tcW w:w="1994" w:type="dxa"/>
+            <w:tcBorders>
+              <w:top w:val="single" w:sz="4" w:space="0" w:color="000000"/>
+              <w:left w:val="single" w:sz="4" w:space="0" w:color="000000"/>
+              <w:bottom w:val="single" w:sz="4" w:space="0" w:color="000000"/>
+            </w:tcBorders>
+          </w:tcPr>
+          <w:p>
+            <w:pPr>
+              <w:pStyle w:val="TableContents"/>
+              <w:rPr/>
+            </w:pPr>
+            <w:r>
+              <w:rPr/>
+              <w:t>BR</w:t>
+            </w:r>
+          </w:p>
+        </w:tc>
+        <w:tc>
+          <w:tcPr>
+            <w:tcW w:w="1995" w:type="dxa"/>
+            <w:tcBorders>
+              <w:top w:val="single" w:sz="4" w:space="0" w:color="000000"/>
+              <w:left w:val="single" w:sz="4" w:space="0" w:color="000000"/>
+              <w:bottom w:val="single" w:sz="4" w:space="0" w:color="000000"/>
+              <w:right w:val="single" w:sz="4" w:space="0" w:color="000000"/>
+            </w:tcBorders>
+          </w:tcPr>
+          <w:p>
+            <w:pPr>
+              <w:pStyle w:val="TableContents"/>
+              <w:rPr/>
+            </w:pPr>
+            <w:r>
+              <w:rPr/>
+              <w:t>AD</w:t>
+            </w:r>
+          </w:p>
+        </w:tc>
+      </w:tr>
+      <w:tr>
+        <w:trPr/>
+        <w:tc>
+          <w:tcPr>
+            <w:tcW w:w="1994" w:type="dxa"/>
+            <w:tcBorders>
+              <w:left w:val="single" w:sz="4" w:space="0" w:color="000000"/>
+              <w:bottom w:val="single" w:sz="4" w:space="0" w:color="000000"/>
+            </w:tcBorders>
+          </w:tcPr>
+          <w:p>
+            <w:pPr>
+              <w:pStyle w:val="TableContents"/>
+              <w:rPr/>
+            </w:pPr>
+            <w:r>
+              <w:rPr/>
+              <w:t>FETCH</w:t>
+            </w:r>
+          </w:p>
+        </w:tc>
+        <w:tc>
+          <w:tcPr>
+            <w:tcW w:w="1994" w:type="dxa"/>
+            <w:tcBorders>
+              <w:left w:val="single" w:sz="4" w:space="0" w:color="000000"/>
+              <w:bottom w:val="single" w:sz="4" w:space="0" w:color="000000"/>
+            </w:tcBorders>
+          </w:tcPr>
+          <w:p>
+            <w:pPr>
+              <w:pStyle w:val="TableContents"/>
+              <w:rPr/>
+            </w:pPr>
+            <w:r>
+              <w:rPr/>
+              <w:t>PCTAR</w:t>
+            </w:r>
+          </w:p>
+        </w:tc>
+        <w:tc>
+          <w:tcPr>
+            <w:tcW w:w="1995" w:type="dxa"/>
+            <w:tcBorders>
+              <w:left w:val="single" w:sz="4" w:space="0" w:color="000000"/>
+              <w:bottom w:val="single" w:sz="4" w:space="0" w:color="000000"/>
+            </w:tcBorders>
+          </w:tcPr>
+          <w:p>
+            <w:pPr>
+              <w:pStyle w:val="TableContents"/>
+              <w:rPr/>
+            </w:pPr>
+            <w:r>
+              <w:rPr/>
+              <w:t>U</w:t>
+            </w:r>
+          </w:p>
+        </w:tc>
+        <w:tc>
+          <w:tcPr>
+            <w:tcW w:w="1994" w:type="dxa"/>
+            <w:tcBorders>
+              <w:left w:val="single" w:sz="4" w:space="0" w:color="000000"/>
+              <w:bottom w:val="single" w:sz="4" w:space="0" w:color="000000"/>
+            </w:tcBorders>
+          </w:tcPr>
+          <w:p>
+            <w:pPr>
+              <w:pStyle w:val="TableContents"/>
+              <w:rPr/>
+            </w:pPr>
+            <w:r>
+              <w:rPr/>
+              <w:t>JMP</w:t>
+            </w:r>
+          </w:p>
+        </w:tc>
+        <w:tc>
+          <w:tcPr>
+            <w:tcW w:w="1995" w:type="dxa"/>
+            <w:tcBorders>
+              <w:left w:val="single" w:sz="4" w:space="0" w:color="000000"/>
+              <w:bottom w:val="single" w:sz="4" w:space="0" w:color="000000"/>
+              <w:right w:val="single" w:sz="4" w:space="0" w:color="000000"/>
+            </w:tcBorders>
+          </w:tcPr>
+          <w:p>
+            <w:pPr>
+              <w:pStyle w:val="TableContents"/>
+              <w:rPr/>
+            </w:pPr>
+            <w:r>
+              <w:rPr/>
+              <w:t>NEXT</w:t>
+            </w:r>
+          </w:p>
+        </w:tc>
+      </w:tr>
+      <w:tr>
+        <w:trPr/>
+        <w:tc>
+          <w:tcPr>
+            <w:tcW w:w="1994" w:type="dxa"/>
+            <w:tcBorders>
+              <w:left w:val="single" w:sz="4" w:space="0" w:color="000000"/>
+              <w:bottom w:val="single" w:sz="4" w:space="0" w:color="000000"/>
+            </w:tcBorders>
+          </w:tcPr>
+          <w:p>
+            <w:pPr>
+              <w:pStyle w:val="TableContents"/>
+              <w:rPr/>
+            </w:pPr>
+            <w:r>
+              <w:rPr/>
+            </w:r>
+          </w:p>
+        </w:tc>
+        <w:tc>
+          <w:tcPr>
+            <w:tcW w:w="1994" w:type="dxa"/>
+            <w:tcBorders>
+              <w:left w:val="single" w:sz="4" w:space="0" w:color="000000"/>
+              <w:bottom w:val="single" w:sz="4" w:space="0" w:color="000000"/>
+            </w:tcBorders>
+          </w:tcPr>
+          <w:p>
+            <w:pPr>
+              <w:pStyle w:val="TableContents"/>
+              <w:rPr/>
+            </w:pPr>
+            <w:r>
+              <w:rPr/>
+              <w:t>READ,INCPC</w:t>
+            </w:r>
+          </w:p>
+        </w:tc>
+        <w:tc>
+          <w:tcPr>
+            <w:tcW w:w="1995" w:type="dxa"/>
+            <w:tcBorders>
+              <w:left w:val="single" w:sz="4" w:space="0" w:color="000000"/>
+              <w:bottom w:val="single" w:sz="4" w:space="0" w:color="000000"/>
+            </w:tcBorders>
+          </w:tcPr>
+          <w:p>
+            <w:pPr>
+              <w:pStyle w:val="TableContents"/>
+              <w:rPr/>
+            </w:pPr>
+            <w:r>
+              <w:rPr/>
+              <w:t>U</w:t>
+            </w:r>
+          </w:p>
+        </w:tc>
+        <w:tc>
+          <w:tcPr>
+            <w:tcW w:w="1994" w:type="dxa"/>
+            <w:tcBorders>
+              <w:left w:val="single" w:sz="4" w:space="0" w:color="000000"/>
+              <w:bottom w:val="single" w:sz="4" w:space="0" w:color="000000"/>
+            </w:tcBorders>
+          </w:tcPr>
+          <w:p>
+            <w:pPr>
+              <w:pStyle w:val="TableContents"/>
+              <w:rPr/>
+            </w:pPr>
+            <w:r>
+              <w:rPr/>
+              <w:t>JMP</w:t>
+            </w:r>
+          </w:p>
+        </w:tc>
+        <w:tc>
+          <w:tcPr>
+            <w:tcW w:w="1995" w:type="dxa"/>
+            <w:tcBorders>
+              <w:left w:val="single" w:sz="4" w:space="0" w:color="000000"/>
+              <w:bottom w:val="single" w:sz="4" w:space="0" w:color="000000"/>
+              <w:right w:val="single" w:sz="4" w:space="0" w:color="000000"/>
+            </w:tcBorders>
+          </w:tcPr>
+          <w:p>
+            <w:pPr>
+              <w:pStyle w:val="TableContents"/>
+              <w:rPr/>
+            </w:pPr>
+            <w:r>
+              <w:rPr/>
+              <w:t>NEXT</w:t>
+            </w:r>
+          </w:p>
+        </w:tc>
+      </w:tr>
+      <w:tr>
+        <w:trPr/>
+        <w:tc>
+          <w:tcPr>
+            <w:tcW w:w="1994" w:type="dxa"/>
+            <w:tcBorders>
+              <w:left w:val="single" w:sz="4" w:space="0" w:color="000000"/>
+              <w:bottom w:val="single" w:sz="4" w:space="0" w:color="000000"/>
+            </w:tcBorders>
+          </w:tcPr>
+          <w:p>
+            <w:pPr>
+              <w:pStyle w:val="TableContents"/>
+              <w:rPr/>
+            </w:pPr>
+            <w:r>
+              <w:rPr/>
+            </w:r>
+          </w:p>
+        </w:tc>
+        <w:tc>
+          <w:tcPr>
+            <w:tcW w:w="1994" w:type="dxa"/>
+            <w:tcBorders>
+              <w:left w:val="single" w:sz="4" w:space="0" w:color="000000"/>
+              <w:bottom w:val="single" w:sz="4" w:space="0" w:color="000000"/>
+            </w:tcBorders>
+          </w:tcPr>
+          <w:p>
+            <w:pPr>
+              <w:pStyle w:val="TableContents"/>
+              <w:rPr/>
+            </w:pPr>
+            <w:r>
+              <w:rPr/>
+              <w:t>DRTAR</w:t>
+            </w:r>
+          </w:p>
+        </w:tc>
+        <w:tc>
+          <w:tcPr>
+            <w:tcW w:w="1995" w:type="dxa"/>
+            <w:tcBorders>
+              <w:left w:val="single" w:sz="4" w:space="0" w:color="000000"/>
+              <w:bottom w:val="single" w:sz="4" w:space="0" w:color="000000"/>
+            </w:tcBorders>
+          </w:tcPr>
+          <w:p>
+            <w:pPr>
+              <w:pStyle w:val="TableContents"/>
+              <w:rPr/>
+            </w:pPr>
+            <w:r>
+              <w:rPr/>
+              <w:t>U</w:t>
+            </w:r>
+          </w:p>
+        </w:tc>
+        <w:tc>
+          <w:tcPr>
+            <w:tcW w:w="1994" w:type="dxa"/>
+            <w:tcBorders>
+              <w:left w:val="single" w:sz="4" w:space="0" w:color="000000"/>
+              <w:bottom w:val="single" w:sz="4" w:space="0" w:color="000000"/>
+            </w:tcBorders>
+          </w:tcPr>
+          <w:p>
+            <w:pPr>
+              <w:pStyle w:val="TableContents"/>
+              <w:rPr/>
+            </w:pPr>
+            <w:r>
+              <w:rPr/>
+              <w:t>MAP</w:t>
+            </w:r>
+          </w:p>
+        </w:tc>
+        <w:tc>
+          <w:tcPr>
+            <w:tcW w:w="1995" w:type="dxa"/>
+            <w:tcBorders>
+              <w:left w:val="single" w:sz="4" w:space="0" w:color="000000"/>
+              <w:bottom w:val="single" w:sz="4" w:space="0" w:color="000000"/>
+              <w:right w:val="single" w:sz="4" w:space="0" w:color="000000"/>
+            </w:tcBorders>
+          </w:tcPr>
+          <w:p>
+            <w:pPr>
+              <w:pStyle w:val="TableContents"/>
+              <w:rPr/>
+            </w:pPr>
+            <w:r>
+              <w:rPr/>
+            </w:r>
+          </w:p>
+        </w:tc>
+      </w:tr>
+      <w:tr>
+        <w:trPr/>
+        <w:tc>
+          <w:tcPr>
+            <w:tcW w:w="1994" w:type="dxa"/>
+            <w:tcBorders>
+              <w:left w:val="single" w:sz="4" w:space="0" w:color="000000"/>
+              <w:bottom w:val="single" w:sz="4" w:space="0" w:color="000000"/>
+            </w:tcBorders>
+          </w:tcPr>
+          <w:p>
+            <w:pPr>
+              <w:pStyle w:val="TableContents"/>
+              <w:rPr/>
+            </w:pPr>
+            <w:r>
+              <w:rPr/>
+              <w:t>ABOVE IN BINARY</w:t>
+            </w:r>
+          </w:p>
+        </w:tc>
+        <w:tc>
+          <w:tcPr>
+            <w:tcW w:w="1994" w:type="dxa"/>
+            <w:tcBorders>
+              <w:left w:val="single" w:sz="4" w:space="0" w:color="000000"/>
+              <w:bottom w:val="single" w:sz="4" w:space="0" w:color="000000"/>
+            </w:tcBorders>
+          </w:tcPr>
+          <w:p>
+            <w:pPr>
+              <w:pStyle w:val="TableContents"/>
+              <w:rPr/>
+            </w:pPr>
+            <w:r>
+              <w:rPr/>
+            </w:r>
+          </w:p>
+        </w:tc>
+        <w:tc>
+          <w:tcPr>
+            <w:tcW w:w="1995" w:type="dxa"/>
+            <w:tcBorders>
+              <w:left w:val="single" w:sz="4" w:space="0" w:color="000000"/>
+              <w:bottom w:val="single" w:sz="4" w:space="0" w:color="000000"/>
+            </w:tcBorders>
+          </w:tcPr>
+          <w:p>
+            <w:pPr>
+              <w:pStyle w:val="TableContents"/>
+              <w:rPr/>
+            </w:pPr>
+            <w:r>
+              <w:rPr/>
+            </w:r>
+          </w:p>
+        </w:tc>
+        <w:tc>
+          <w:tcPr>
+            <w:tcW w:w="1994" w:type="dxa"/>
+            <w:tcBorders>
+              <w:left w:val="single" w:sz="4" w:space="0" w:color="000000"/>
+              <w:bottom w:val="single" w:sz="4" w:space="0" w:color="000000"/>
+            </w:tcBorders>
+          </w:tcPr>
+          <w:p>
+            <w:pPr>
+              <w:pStyle w:val="TableContents"/>
+              <w:rPr/>
+            </w:pPr>
+            <w:r>
+              <w:rPr/>
+            </w:r>
+          </w:p>
+        </w:tc>
+        <w:tc>
+          <w:tcPr>
+            <w:tcW w:w="1995" w:type="dxa"/>
+            <w:tcBorders>
+              <w:left w:val="single" w:sz="4" w:space="0" w:color="000000"/>
+              <w:bottom w:val="single" w:sz="4" w:space="0" w:color="000000"/>
+              <w:right w:val="single" w:sz="4" w:space="0" w:color="000000"/>
+            </w:tcBorders>
+          </w:tcPr>
+          <w:p>
+            <w:pPr>
+              <w:pStyle w:val="TableContents"/>
+              <w:rPr/>
+            </w:pPr>
+            <w:r>
+              <w:rPr/>
+            </w:r>
+          </w:p>
+        </w:tc>
+      </w:tr>
+      <w:tr>
+        <w:trPr/>
+        <w:tc>
+          <w:tcPr>
+            <w:tcW w:w="1994" w:type="dxa"/>
+            <w:tcBorders>
+              <w:left w:val="single" w:sz="4" w:space="0" w:color="000000"/>
+              <w:bottom w:val="single" w:sz="4" w:space="0" w:color="000000"/>
+            </w:tcBorders>
+          </w:tcPr>
+          <w:p>
+            <w:pPr>
+              <w:pStyle w:val="TableContents"/>
+              <w:rPr/>
+            </w:pPr>
+            <w:r>
+              <w:rPr/>
+              <w:t>1000000</w:t>
+            </w:r>
+          </w:p>
+        </w:tc>
+        <w:tc>
+          <w:tcPr>
+            <w:tcW w:w="1994" w:type="dxa"/>
+            <w:tcBorders>
+              <w:left w:val="single" w:sz="4" w:space="0" w:color="000000"/>
+              <w:bottom w:val="single" w:sz="4" w:space="0" w:color="000000"/>
+            </w:tcBorders>
+          </w:tcPr>
+          <w:p>
+            <w:pPr>
+              <w:pStyle w:val="TableContents"/>
+              <w:rPr/>
+            </w:pPr>
+            <w:r>
+              <w:rPr/>
+              <w:t>110 000 000</w:t>
+            </w:r>
+          </w:p>
+        </w:tc>
+        <w:tc>
+          <w:tcPr>
+            <w:tcW w:w="1995" w:type="dxa"/>
+            <w:tcBorders>
+              <w:left w:val="single" w:sz="4" w:space="0" w:color="000000"/>
+              <w:bottom w:val="single" w:sz="4" w:space="0" w:color="000000"/>
+            </w:tcBorders>
+          </w:tcPr>
+          <w:p>
+            <w:pPr>
+              <w:pStyle w:val="TableContents"/>
+              <w:rPr/>
+            </w:pPr>
+            <w:r>
+              <w:rPr/>
+              <w:t>00</w:t>
+            </w:r>
+          </w:p>
+        </w:tc>
+        <w:tc>
+          <w:tcPr>
+            <w:tcW w:w="1994" w:type="dxa"/>
+            <w:tcBorders>
+              <w:left w:val="single" w:sz="4" w:space="0" w:color="000000"/>
+              <w:bottom w:val="single" w:sz="4" w:space="0" w:color="000000"/>
+            </w:tcBorders>
+          </w:tcPr>
+          <w:p>
+            <w:pPr>
+              <w:pStyle w:val="TableContents"/>
+              <w:rPr/>
+            </w:pPr>
+            <w:r>
+              <w:rPr/>
+              <w:t>00</w:t>
+            </w:r>
+          </w:p>
+        </w:tc>
+        <w:tc>
+          <w:tcPr>
+            <w:tcW w:w="1995" w:type="dxa"/>
+            <w:tcBorders>
+              <w:left w:val="single" w:sz="4" w:space="0" w:color="000000"/>
+              <w:bottom w:val="single" w:sz="4" w:space="0" w:color="000000"/>
+              <w:right w:val="single" w:sz="4" w:space="0" w:color="000000"/>
+            </w:tcBorders>
+          </w:tcPr>
+          <w:p>
+            <w:pPr>
+              <w:pStyle w:val="TableContents"/>
+              <w:rPr/>
+            </w:pPr>
+            <w:r>
+              <w:rPr/>
+              <w:t>1000001</w:t>
+            </w:r>
+          </w:p>
+        </w:tc>
+      </w:tr>
+      <w:tr>
+        <w:trPr/>
+        <w:tc>
+          <w:tcPr>
+            <w:tcW w:w="1994" w:type="dxa"/>
+            <w:tcBorders>
+              <w:left w:val="single" w:sz="4" w:space="0" w:color="000000"/>
+              <w:bottom w:val="single" w:sz="4" w:space="0" w:color="000000"/>
+            </w:tcBorders>
+          </w:tcPr>
+          <w:p>
+            <w:pPr>
+              <w:pStyle w:val="TableContents"/>
+              <w:rPr/>
+            </w:pPr>
+            <w:r>
+              <w:rPr/>
+              <w:t>1000001</w:t>
+            </w:r>
+          </w:p>
+        </w:tc>
+        <w:tc>
+          <w:tcPr>
+            <w:tcW w:w="1994" w:type="dxa"/>
+            <w:tcBorders>
+              <w:left w:val="single" w:sz="4" w:space="0" w:color="000000"/>
+              <w:bottom w:val="single" w:sz="4" w:space="0" w:color="000000"/>
+            </w:tcBorders>
+          </w:tcPr>
+          <w:p>
+            <w:pPr>
+              <w:pStyle w:val="TableContents"/>
+              <w:rPr/>
+            </w:pPr>
+            <w:r>
+              <w:rPr/>
+              <w:t>000 100 101</w:t>
+            </w:r>
+          </w:p>
+        </w:tc>
+        <w:tc>
+          <w:tcPr>
+            <w:tcW w:w="1995" w:type="dxa"/>
+            <w:tcBorders>
+              <w:left w:val="single" w:sz="4" w:space="0" w:color="000000"/>
+              <w:bottom w:val="single" w:sz="4" w:space="0" w:color="000000"/>
+            </w:tcBorders>
+          </w:tcPr>
+          <w:p>
+            <w:pPr>
+              <w:pStyle w:val="TableContents"/>
+              <w:rPr/>
+            </w:pPr>
+            <w:r>
+              <w:rPr/>
+              <w:t>00</w:t>
+            </w:r>
+          </w:p>
+        </w:tc>
+        <w:tc>
+          <w:tcPr>
+            <w:tcW w:w="1994" w:type="dxa"/>
+            <w:tcBorders>
+              <w:left w:val="single" w:sz="4" w:space="0" w:color="000000"/>
+              <w:bottom w:val="single" w:sz="4" w:space="0" w:color="000000"/>
+            </w:tcBorders>
+          </w:tcPr>
+          <w:p>
+            <w:pPr>
+              <w:pStyle w:val="TableContents"/>
+              <w:rPr/>
+            </w:pPr>
+            <w:r>
+              <w:rPr/>
+              <w:t>00</w:t>
+            </w:r>
+          </w:p>
+        </w:tc>
+        <w:tc>
+          <w:tcPr>
+            <w:tcW w:w="1995" w:type="dxa"/>
+            <w:tcBorders>
+              <w:left w:val="single" w:sz="4" w:space="0" w:color="000000"/>
+              <w:bottom w:val="single" w:sz="4" w:space="0" w:color="000000"/>
+              <w:right w:val="single" w:sz="4" w:space="0" w:color="000000"/>
+            </w:tcBorders>
+          </w:tcPr>
+          <w:p>
+            <w:pPr>
+              <w:pStyle w:val="TableContents"/>
+              <w:rPr/>
+            </w:pPr>
+            <w:r>
+              <w:rPr/>
+              <w:t>1000010</w:t>
+            </w:r>
+          </w:p>
+        </w:tc>
+      </w:tr>
+      <w:tr>
+        <w:trPr/>
+        <w:tc>
+          <w:tcPr>
+            <w:tcW w:w="1994" w:type="dxa"/>
+            <w:tcBorders>
+              <w:left w:val="single" w:sz="4" w:space="0" w:color="000000"/>
+              <w:bottom w:val="single" w:sz="4" w:space="0" w:color="000000"/>
+            </w:tcBorders>
+          </w:tcPr>
+          <w:p>
+            <w:pPr>
+              <w:pStyle w:val="TableContents"/>
+              <w:rPr/>
+            </w:pPr>
+            <w:r>
+              <w:rPr/>
+              <w:t>1000010</w:t>
+            </w:r>
+          </w:p>
+        </w:tc>
+        <w:tc>
+          <w:tcPr>
+            <w:tcW w:w="1994" w:type="dxa"/>
+            <w:tcBorders>
+              <w:left w:val="single" w:sz="4" w:space="0" w:color="000000"/>
+              <w:bottom w:val="single" w:sz="4" w:space="0" w:color="000000"/>
+            </w:tcBorders>
+          </w:tcPr>
+          <w:p>
+            <w:pPr>
+              <w:pStyle w:val="TableContents"/>
+              <w:rPr/>
+            </w:pPr>
+            <w:r>
+              <w:rPr/>
+              <w:t>101 000 000</w:t>
+            </w:r>
+          </w:p>
+        </w:tc>
+        <w:tc>
+          <w:tcPr>
+            <w:tcW w:w="1995" w:type="dxa"/>
+            <w:tcBorders>
+              <w:left w:val="single" w:sz="4" w:space="0" w:color="000000"/>
+              <w:bottom w:val="single" w:sz="4" w:space="0" w:color="000000"/>
+            </w:tcBorders>
+          </w:tcPr>
+          <w:p>
+            <w:pPr>
+              <w:pStyle w:val="TableContents"/>
+              <w:rPr/>
+            </w:pPr>
+            <w:r>
+              <w:rPr/>
+              <w:t>00</w:t>
+            </w:r>
+          </w:p>
+        </w:tc>
+        <w:tc>
+          <w:tcPr>
+            <w:tcW w:w="1994" w:type="dxa"/>
+            <w:tcBorders>
+              <w:left w:val="single" w:sz="4" w:space="0" w:color="000000"/>
+              <w:bottom w:val="single" w:sz="4" w:space="0" w:color="000000"/>
+            </w:tcBorders>
+          </w:tcPr>
+          <w:p>
+            <w:pPr>
+              <w:pStyle w:val="TableContents"/>
+              <w:rPr/>
+            </w:pPr>
+            <w:r>
+              <w:rPr/>
+              <w:t>11</w:t>
+            </w:r>
+          </w:p>
+        </w:tc>
+        <w:tc>
+          <w:tcPr>
+            <w:tcW w:w="1995" w:type="dxa"/>
+            <w:tcBorders>
+              <w:left w:val="single" w:sz="4" w:space="0" w:color="000000"/>
+              <w:bottom w:val="single" w:sz="4" w:space="0" w:color="000000"/>
+              <w:right w:val="single" w:sz="4" w:space="0" w:color="000000"/>
+            </w:tcBorders>
+          </w:tcPr>
+          <w:p>
+            <w:pPr>
+              <w:pStyle w:val="TableContents"/>
+              <w:rPr/>
+            </w:pPr>
+            <w:r>
+              <w:rPr/>
+              <w:t>0000000</w:t>
+            </w:r>
+          </w:p>
+        </w:tc>
+      </w:tr>
+    </w:tbl>
+    <w:tbl>
+      <w:tblPr>
+        <w:tblW w:w="5000" w:type="pct"/>
+        <w:jc w:val="left"/>
+        <w:tblInd w:w="-5" w:type="dxa"/>
+        <w:tblLayout w:type="fixed"/>
+        <w:tblCellMar>
+          <w:top w:w="55" w:type="dxa"/>
+          <w:left w:w="55" w:type="dxa"/>
+          <w:bottom w:w="55" w:type="dxa"/>
+          <w:right w:w="55" w:type="dxa"/>
+        </w:tblCellMar>
+      </w:tblPr>
+      <w:tblGrid>
+        <w:gridCol w:w="1994"/>
+        <w:gridCol w:w="1994"/>
+        <w:gridCol w:w="1995"/>
+        <w:gridCol w:w="1994"/>
+        <w:gridCol w:w="1995"/>
+      </w:tblGrid>
+      <w:tr>
+        <w:trPr/>
+        <w:tc>
+          <w:tcPr>
+            <w:tcW w:w="1994" w:type="dxa"/>
+            <w:tcBorders>
+              <w:top w:val="single" w:sz="4" w:space="0" w:color="000000"/>
+              <w:left w:val="single" w:sz="4" w:space="0" w:color="000000"/>
+              <w:bottom w:val="single" w:sz="4" w:space="0" w:color="000000"/>
+            </w:tcBorders>
+          </w:tcPr>
+          <w:p>
+            <w:pPr>
+              <w:pStyle w:val="TableContents"/>
+              <w:rPr/>
+            </w:pPr>
+            <w:r>
+              <w:rPr/>
+              <w:t>Label</w:t>
+            </w:r>
+          </w:p>
+        </w:tc>
+        <w:tc>
+          <w:tcPr>
+            <w:tcW w:w="1994" w:type="dxa"/>
+            <w:tcBorders>
+              <w:top w:val="single" w:sz="4" w:space="0" w:color="000000"/>
+              <w:left w:val="single" w:sz="4" w:space="0" w:color="000000"/>
+              <w:bottom w:val="single" w:sz="4" w:space="0" w:color="000000"/>
+            </w:tcBorders>
+          </w:tcPr>
+          <w:p>
+            <w:pPr>
+              <w:pStyle w:val="TableContents"/>
+              <w:rPr/>
+            </w:pPr>
+            <w:r>
+              <w:rPr/>
+              <w:t>Microoperations</w:t>
+            </w:r>
+          </w:p>
+        </w:tc>
+        <w:tc>
+          <w:tcPr>
+            <w:tcW w:w="1995" w:type="dxa"/>
+            <w:tcBorders>
+              <w:top w:val="single" w:sz="4" w:space="0" w:color="000000"/>
+              <w:left w:val="single" w:sz="4" w:space="0" w:color="000000"/>
+              <w:bottom w:val="single" w:sz="4" w:space="0" w:color="000000"/>
+            </w:tcBorders>
+          </w:tcPr>
+          <w:p>
+            <w:pPr>
+              <w:pStyle w:val="TableContents"/>
+              <w:rPr/>
+            </w:pPr>
+            <w:r>
+              <w:rPr/>
+              <w:t>CD</w:t>
+            </w:r>
+          </w:p>
+        </w:tc>
+        <w:tc>
+          <w:tcPr>
+            <w:tcW w:w="1994" w:type="dxa"/>
+            <w:tcBorders>
+              <w:top w:val="single" w:sz="4" w:space="0" w:color="000000"/>
+              <w:left w:val="single" w:sz="4" w:space="0" w:color="000000"/>
+              <w:bottom w:val="single" w:sz="4" w:space="0" w:color="000000"/>
+            </w:tcBorders>
+          </w:tcPr>
+          <w:p>
+            <w:pPr>
+              <w:pStyle w:val="TableContents"/>
+              <w:rPr/>
+            </w:pPr>
+            <w:r>
+              <w:rPr/>
+              <w:t>BR</w:t>
+            </w:r>
+          </w:p>
+        </w:tc>
+        <w:tc>
+          <w:tcPr>
+            <w:tcW w:w="1995" w:type="dxa"/>
+            <w:tcBorders>
+              <w:top w:val="single" w:sz="4" w:space="0" w:color="000000"/>
+              <w:left w:val="single" w:sz="4" w:space="0" w:color="000000"/>
+              <w:bottom w:val="single" w:sz="4" w:space="0" w:color="000000"/>
+              <w:right w:val="single" w:sz="4" w:space="0" w:color="000000"/>
+            </w:tcBorders>
+          </w:tcPr>
+          <w:p>
+            <w:pPr>
+              <w:pStyle w:val="TableContents"/>
+              <w:rPr/>
+            </w:pPr>
+            <w:r>
+              <w:rPr/>
+              <w:t>AD</w:t>
+            </w:r>
+          </w:p>
+        </w:tc>
+      </w:tr>
+      <w:tr>
+        <w:trPr/>
+        <w:tc>
+          <w:tcPr>
+            <w:tcW w:w="1994" w:type="dxa"/>
+            <w:tcBorders>
+              <w:left w:val="single" w:sz="4" w:space="0" w:color="000000"/>
+              <w:bottom w:val="single" w:sz="4" w:space="0" w:color="000000"/>
+            </w:tcBorders>
+          </w:tcPr>
+          <w:p>
+            <w:pPr>
+              <w:pStyle w:val="TableContents"/>
+              <w:rPr/>
+            </w:pPr>
+            <w:r>
+              <w:rPr/>
+              <w:t xml:space="preserve">ADD </w:t>
+            </w:r>
+          </w:p>
+        </w:tc>
+        <w:tc>
+          <w:tcPr>
+            <w:tcW w:w="1994" w:type="dxa"/>
+            <w:tcBorders>
+              <w:left w:val="single" w:sz="4" w:space="0" w:color="000000"/>
+              <w:bottom w:val="single" w:sz="4" w:space="0" w:color="000000"/>
+            </w:tcBorders>
+          </w:tcPr>
+          <w:p>
+            <w:pPr>
+              <w:pStyle w:val="TableContents"/>
+              <w:rPr/>
+            </w:pPr>
+            <w:r>
+              <w:rPr/>
+              <w:t>NOP</w:t>
+            </w:r>
+          </w:p>
+        </w:tc>
+        <w:tc>
+          <w:tcPr>
+            <w:tcW w:w="1995" w:type="dxa"/>
+            <w:tcBorders>
+              <w:left w:val="single" w:sz="4" w:space="0" w:color="000000"/>
+              <w:bottom w:val="single" w:sz="4" w:space="0" w:color="000000"/>
+            </w:tcBorders>
+          </w:tcPr>
+          <w:p>
+            <w:pPr>
+              <w:pStyle w:val="TableContents"/>
+              <w:rPr/>
+            </w:pPr>
+            <w:r>
+              <w:rPr/>
+              <w:t>I</w:t>
+            </w:r>
+          </w:p>
+        </w:tc>
+        <w:tc>
+          <w:tcPr>
+            <w:tcW w:w="1994" w:type="dxa"/>
+            <w:tcBorders>
+              <w:left w:val="single" w:sz="4" w:space="0" w:color="000000"/>
+              <w:bottom w:val="single" w:sz="4" w:space="0" w:color="000000"/>
+            </w:tcBorders>
+          </w:tcPr>
+          <w:p>
+            <w:pPr>
+              <w:pStyle w:val="TableContents"/>
+              <w:rPr/>
+            </w:pPr>
+            <w:r>
+              <w:rPr/>
+              <w:t>CALL</w:t>
+            </w:r>
+          </w:p>
+        </w:tc>
+        <w:tc>
+          <w:tcPr>
+            <w:tcW w:w="1995" w:type="dxa"/>
+            <w:tcBorders>
+              <w:left w:val="single" w:sz="4" w:space="0" w:color="000000"/>
+              <w:bottom w:val="single" w:sz="4" w:space="0" w:color="000000"/>
+              <w:right w:val="single" w:sz="4" w:space="0" w:color="000000"/>
+            </w:tcBorders>
+          </w:tcPr>
+          <w:p>
+            <w:pPr>
+              <w:pStyle w:val="TableContents"/>
+              <w:rPr/>
+            </w:pPr>
+            <w:r>
+              <w:rPr/>
+              <w:t>INDRCT</w:t>
+            </w:r>
+          </w:p>
+        </w:tc>
+      </w:tr>
+      <w:tr>
+        <w:trPr/>
+        <w:tc>
+          <w:tcPr>
+            <w:tcW w:w="1994" w:type="dxa"/>
+            <w:tcBorders>
+              <w:left w:val="single" w:sz="4" w:space="0" w:color="000000"/>
+              <w:bottom w:val="single" w:sz="4" w:space="0" w:color="000000"/>
+            </w:tcBorders>
+          </w:tcPr>
+          <w:p>
+            <w:pPr>
+              <w:pStyle w:val="TableContents"/>
+              <w:rPr/>
+            </w:pPr>
+            <w:r>
+              <w:rPr/>
+            </w:r>
+          </w:p>
+        </w:tc>
+        <w:tc>
+          <w:tcPr>
+            <w:tcW w:w="1994" w:type="dxa"/>
+            <w:tcBorders>
+              <w:left w:val="single" w:sz="4" w:space="0" w:color="000000"/>
+              <w:bottom w:val="single" w:sz="4" w:space="0" w:color="000000"/>
+            </w:tcBorders>
+          </w:tcPr>
+          <w:p>
+            <w:pPr>
+              <w:pStyle w:val="TableContents"/>
+              <w:rPr/>
+            </w:pPr>
+            <w:r>
+              <w:rPr/>
+              <w:t>READ</w:t>
+            </w:r>
+          </w:p>
+        </w:tc>
+        <w:tc>
+          <w:tcPr>
+            <w:tcW w:w="1995" w:type="dxa"/>
+            <w:tcBorders>
+              <w:left w:val="single" w:sz="4" w:space="0" w:color="000000"/>
+              <w:bottom w:val="single" w:sz="4" w:space="0" w:color="000000"/>
+            </w:tcBorders>
+          </w:tcPr>
+          <w:p>
+            <w:pPr>
+              <w:pStyle w:val="TableContents"/>
+              <w:rPr/>
+            </w:pPr>
+            <w:r>
+              <w:rPr/>
+              <w:t>U</w:t>
+            </w:r>
+          </w:p>
+        </w:tc>
+        <w:tc>
+          <w:tcPr>
+            <w:tcW w:w="1994" w:type="dxa"/>
+            <w:tcBorders>
+              <w:left w:val="single" w:sz="4" w:space="0" w:color="000000"/>
+              <w:bottom w:val="single" w:sz="4" w:space="0" w:color="000000"/>
+            </w:tcBorders>
+          </w:tcPr>
+          <w:p>
+            <w:pPr>
+              <w:pStyle w:val="TableContents"/>
+              <w:rPr/>
+            </w:pPr>
+            <w:r>
+              <w:rPr/>
+              <w:t>JMP</w:t>
+            </w:r>
+          </w:p>
+        </w:tc>
+        <w:tc>
+          <w:tcPr>
+            <w:tcW w:w="1995" w:type="dxa"/>
+            <w:tcBorders>
+              <w:left w:val="single" w:sz="4" w:space="0" w:color="000000"/>
+              <w:bottom w:val="single" w:sz="4" w:space="0" w:color="000000"/>
+              <w:right w:val="single" w:sz="4" w:space="0" w:color="000000"/>
+            </w:tcBorders>
+          </w:tcPr>
+          <w:p>
+            <w:pPr>
+              <w:pStyle w:val="TableContents"/>
+              <w:rPr/>
+            </w:pPr>
+            <w:r>
+              <w:rPr/>
+              <w:t>NEXT</w:t>
+            </w:r>
+          </w:p>
+        </w:tc>
+      </w:tr>
+      <w:tr>
+        <w:trPr/>
+        <w:tc>
+          <w:tcPr>
+            <w:tcW w:w="1994" w:type="dxa"/>
+            <w:tcBorders>
+              <w:left w:val="single" w:sz="4" w:space="0" w:color="000000"/>
+              <w:bottom w:val="single" w:sz="4" w:space="0" w:color="000000"/>
+            </w:tcBorders>
+          </w:tcPr>
+          <w:p>
+            <w:pPr>
+              <w:pStyle w:val="TableContents"/>
+              <w:rPr/>
+            </w:pPr>
+            <w:r>
+              <w:rPr/>
+            </w:r>
+          </w:p>
+        </w:tc>
+        <w:tc>
+          <w:tcPr>
+            <w:tcW w:w="1994" w:type="dxa"/>
+            <w:tcBorders>
+              <w:left w:val="single" w:sz="4" w:space="0" w:color="000000"/>
+              <w:bottom w:val="single" w:sz="4" w:space="0" w:color="000000"/>
+            </w:tcBorders>
+          </w:tcPr>
+          <w:p>
+            <w:pPr>
+              <w:pStyle w:val="TableContents"/>
+              <w:rPr/>
+            </w:pPr>
+            <w:r>
+              <w:rPr/>
+              <w:t>ADD</w:t>
+            </w:r>
+          </w:p>
+        </w:tc>
+        <w:tc>
+          <w:tcPr>
+            <w:tcW w:w="1995" w:type="dxa"/>
+            <w:tcBorders>
+              <w:left w:val="single" w:sz="4" w:space="0" w:color="000000"/>
+              <w:bottom w:val="single" w:sz="4" w:space="0" w:color="000000"/>
+            </w:tcBorders>
+          </w:tcPr>
+          <w:p>
+            <w:pPr>
+              <w:pStyle w:val="TableContents"/>
+              <w:rPr/>
+            </w:pPr>
+            <w:r>
+              <w:rPr/>
+              <w:t>U</w:t>
+            </w:r>
+          </w:p>
+        </w:tc>
+        <w:tc>
+          <w:tcPr>
+            <w:tcW w:w="1994" w:type="dxa"/>
+            <w:tcBorders>
+              <w:left w:val="single" w:sz="4" w:space="0" w:color="000000"/>
+              <w:bottom w:val="single" w:sz="4" w:space="0" w:color="000000"/>
+            </w:tcBorders>
+          </w:tcPr>
+          <w:p>
+            <w:pPr>
+              <w:pStyle w:val="TableContents"/>
+              <w:rPr/>
+            </w:pPr>
+            <w:r>
+              <w:rPr/>
+              <w:t>JMP</w:t>
+            </w:r>
+          </w:p>
+        </w:tc>
+        <w:tc>
+          <w:tcPr>
+            <w:tcW w:w="1995" w:type="dxa"/>
+            <w:tcBorders>
+              <w:left w:val="single" w:sz="4" w:space="0" w:color="000000"/>
+              <w:bottom w:val="single" w:sz="4" w:space="0" w:color="000000"/>
+              <w:right w:val="single" w:sz="4" w:space="0" w:color="000000"/>
+            </w:tcBorders>
+          </w:tcPr>
+          <w:p>
+            <w:pPr>
+              <w:pStyle w:val="TableContents"/>
+              <w:rPr/>
+            </w:pPr>
+            <w:r>
+              <w:rPr/>
+              <w:t>FETCH</w:t>
+            </w:r>
+          </w:p>
+        </w:tc>
+      </w:tr>
+      <w:tr>
+        <w:trPr/>
+        <w:tc>
+          <w:tcPr>
+            <w:tcW w:w="1994" w:type="dxa"/>
+            <w:tcBorders>
+              <w:left w:val="single" w:sz="4" w:space="0" w:color="000000"/>
+              <w:bottom w:val="single" w:sz="4" w:space="0" w:color="000000"/>
+            </w:tcBorders>
+          </w:tcPr>
+          <w:p>
+            <w:pPr>
+              <w:pStyle w:val="TableContents"/>
+              <w:rPr/>
+            </w:pPr>
+            <w:r>
+              <w:rPr/>
+            </w:r>
+          </w:p>
+        </w:tc>
+        <w:tc>
+          <w:tcPr>
+            <w:tcW w:w="1994" w:type="dxa"/>
+            <w:tcBorders>
+              <w:left w:val="single" w:sz="4" w:space="0" w:color="000000"/>
+              <w:bottom w:val="single" w:sz="4" w:space="0" w:color="000000"/>
+            </w:tcBorders>
+          </w:tcPr>
+          <w:p>
+            <w:pPr>
+              <w:pStyle w:val="TableContents"/>
+              <w:rPr/>
+            </w:pPr>
+            <w:r>
+              <w:rPr/>
+              <w:t>ORG 4</w:t>
+            </w:r>
+          </w:p>
+        </w:tc>
+        <w:tc>
+          <w:tcPr>
+            <w:tcW w:w="1995" w:type="dxa"/>
+            <w:tcBorders>
+              <w:left w:val="single" w:sz="4" w:space="0" w:color="000000"/>
+              <w:bottom w:val="single" w:sz="4" w:space="0" w:color="000000"/>
+            </w:tcBorders>
+          </w:tcPr>
+          <w:p>
+            <w:pPr>
+              <w:pStyle w:val="TableContents"/>
+              <w:rPr/>
+            </w:pPr>
+            <w:r>
+              <w:rPr/>
+            </w:r>
+          </w:p>
+        </w:tc>
+        <w:tc>
+          <w:tcPr>
+            <w:tcW w:w="1994" w:type="dxa"/>
+            <w:tcBorders>
+              <w:left w:val="single" w:sz="4" w:space="0" w:color="000000"/>
+              <w:bottom w:val="single" w:sz="4" w:space="0" w:color="000000"/>
+            </w:tcBorders>
+          </w:tcPr>
+          <w:p>
+            <w:pPr>
+              <w:pStyle w:val="TableContents"/>
+              <w:rPr/>
+            </w:pPr>
+            <w:r>
+              <w:rPr/>
+            </w:r>
+          </w:p>
+        </w:tc>
+        <w:tc>
+          <w:tcPr>
+            <w:tcW w:w="1995" w:type="dxa"/>
+            <w:tcBorders>
+              <w:left w:val="single" w:sz="4" w:space="0" w:color="000000"/>
+              <w:bottom w:val="single" w:sz="4" w:space="0" w:color="000000"/>
+              <w:right w:val="single" w:sz="4" w:space="0" w:color="000000"/>
+            </w:tcBorders>
+          </w:tcPr>
+          <w:p>
+            <w:pPr>
+              <w:pStyle w:val="TableContents"/>
+              <w:rPr/>
+            </w:pPr>
+            <w:r>
+              <w:rPr/>
+            </w:r>
+          </w:p>
+        </w:tc>
+      </w:tr>
+      <w:tr>
+        <w:trPr/>
+        <w:tc>
+          <w:tcPr>
+            <w:tcW w:w="1994" w:type="dxa"/>
+            <w:tcBorders>
+              <w:left w:val="single" w:sz="4" w:space="0" w:color="000000"/>
+              <w:bottom w:val="single" w:sz="4" w:space="0" w:color="000000"/>
+            </w:tcBorders>
+          </w:tcPr>
+          <w:p>
+            <w:pPr>
+              <w:pStyle w:val="TableContents"/>
+              <w:rPr/>
+            </w:pPr>
+            <w:r>
+              <w:rPr/>
+              <w:t>BRANCH</w:t>
+            </w:r>
+          </w:p>
+        </w:tc>
+        <w:tc>
+          <w:tcPr>
+            <w:tcW w:w="1994" w:type="dxa"/>
+            <w:tcBorders>
+              <w:left w:val="single" w:sz="4" w:space="0" w:color="000000"/>
+              <w:bottom w:val="single" w:sz="4" w:space="0" w:color="000000"/>
+            </w:tcBorders>
+          </w:tcPr>
+          <w:p>
+            <w:pPr>
+              <w:pStyle w:val="TableContents"/>
+              <w:rPr/>
+            </w:pPr>
+            <w:r>
+              <w:rPr/>
+              <w:t>NOP</w:t>
+            </w:r>
+          </w:p>
+        </w:tc>
+        <w:tc>
+          <w:tcPr>
+            <w:tcW w:w="1995" w:type="dxa"/>
+            <w:tcBorders>
+              <w:left w:val="single" w:sz="4" w:space="0" w:color="000000"/>
+              <w:bottom w:val="single" w:sz="4" w:space="0" w:color="000000"/>
+            </w:tcBorders>
+          </w:tcPr>
+          <w:p>
+            <w:pPr>
+              <w:pStyle w:val="TableContents"/>
+              <w:rPr/>
+            </w:pPr>
+            <w:r>
+              <w:rPr/>
+              <w:t>S</w:t>
+            </w:r>
+          </w:p>
+        </w:tc>
+        <w:tc>
+          <w:tcPr>
+            <w:tcW w:w="1994" w:type="dxa"/>
+            <w:tcBorders>
+              <w:left w:val="single" w:sz="4" w:space="0" w:color="000000"/>
+              <w:bottom w:val="single" w:sz="4" w:space="0" w:color="000000"/>
+            </w:tcBorders>
+          </w:tcPr>
+          <w:p>
+            <w:pPr>
+              <w:pStyle w:val="TableContents"/>
+              <w:rPr/>
+            </w:pPr>
+            <w:r>
+              <w:rPr/>
+              <w:t>JMP</w:t>
+            </w:r>
+          </w:p>
+        </w:tc>
+        <w:tc>
+          <w:tcPr>
+            <w:tcW w:w="1995" w:type="dxa"/>
+            <w:tcBorders>
+              <w:left w:val="single" w:sz="4" w:space="0" w:color="000000"/>
+              <w:bottom w:val="single" w:sz="4" w:space="0" w:color="000000"/>
+              <w:right w:val="single" w:sz="4" w:space="0" w:color="000000"/>
+            </w:tcBorders>
+          </w:tcPr>
+          <w:p>
+            <w:pPr>
+              <w:pStyle w:val="TableContents"/>
+              <w:rPr/>
+            </w:pPr>
+            <w:r>
+              <w:rPr/>
+              <w:t>OVER</w:t>
+            </w:r>
+          </w:p>
+        </w:tc>
+      </w:tr>
+      <w:tr>
+        <w:trPr/>
+        <w:tc>
+          <w:tcPr>
+            <w:tcW w:w="1994" w:type="dxa"/>
+            <w:tcBorders>
+              <w:left w:val="single" w:sz="4" w:space="0" w:color="000000"/>
+              <w:bottom w:val="single" w:sz="4" w:space="0" w:color="000000"/>
+            </w:tcBorders>
+          </w:tcPr>
+          <w:p>
+            <w:pPr>
+              <w:pStyle w:val="TableContents"/>
+              <w:rPr/>
+            </w:pPr>
+            <w:r>
+              <w:rPr/>
+            </w:r>
+          </w:p>
+        </w:tc>
+        <w:tc>
+          <w:tcPr>
+            <w:tcW w:w="1994" w:type="dxa"/>
+            <w:tcBorders>
+              <w:left w:val="single" w:sz="4" w:space="0" w:color="000000"/>
+              <w:bottom w:val="single" w:sz="4" w:space="0" w:color="000000"/>
+            </w:tcBorders>
+          </w:tcPr>
+          <w:p>
+            <w:pPr>
+              <w:pStyle w:val="TableContents"/>
+              <w:rPr/>
+            </w:pPr>
+            <w:r>
+              <w:rPr/>
+              <w:t>NOP</w:t>
+            </w:r>
+          </w:p>
+        </w:tc>
+        <w:tc>
+          <w:tcPr>
+            <w:tcW w:w="1995" w:type="dxa"/>
+            <w:tcBorders>
+              <w:left w:val="single" w:sz="4" w:space="0" w:color="000000"/>
+              <w:bottom w:val="single" w:sz="4" w:space="0" w:color="000000"/>
+            </w:tcBorders>
+          </w:tcPr>
+          <w:p>
+            <w:pPr>
+              <w:pStyle w:val="TableContents"/>
+              <w:rPr/>
+            </w:pPr>
+            <w:r>
+              <w:rPr/>
+              <w:t>U</w:t>
+            </w:r>
+          </w:p>
+        </w:tc>
+        <w:tc>
+          <w:tcPr>
+            <w:tcW w:w="1994" w:type="dxa"/>
+            <w:tcBorders>
+              <w:left w:val="single" w:sz="4" w:space="0" w:color="000000"/>
+              <w:bottom w:val="single" w:sz="4" w:space="0" w:color="000000"/>
+            </w:tcBorders>
+          </w:tcPr>
+          <w:p>
+            <w:pPr>
+              <w:pStyle w:val="TableContents"/>
+              <w:rPr/>
+            </w:pPr>
+            <w:r>
+              <w:rPr/>
+              <w:t>JMP</w:t>
+            </w:r>
+          </w:p>
+        </w:tc>
+        <w:tc>
+          <w:tcPr>
+            <w:tcW w:w="1995" w:type="dxa"/>
+            <w:tcBorders>
+              <w:left w:val="single" w:sz="4" w:space="0" w:color="000000"/>
+              <w:bottom w:val="single" w:sz="4" w:space="0" w:color="000000"/>
+              <w:right w:val="single" w:sz="4" w:space="0" w:color="000000"/>
+            </w:tcBorders>
+          </w:tcPr>
+          <w:p>
+            <w:pPr>
+              <w:pStyle w:val="TableContents"/>
+              <w:rPr/>
+            </w:pPr>
+            <w:r>
+              <w:rPr/>
+              <w:t>FETCH</w:t>
+            </w:r>
+          </w:p>
+        </w:tc>
+      </w:tr>
+      <w:tr>
+        <w:trPr/>
+        <w:tc>
+          <w:tcPr>
+            <w:tcW w:w="1994" w:type="dxa"/>
+            <w:tcBorders>
+              <w:left w:val="single" w:sz="4" w:space="0" w:color="000000"/>
+              <w:bottom w:val="single" w:sz="4" w:space="0" w:color="000000"/>
+            </w:tcBorders>
+          </w:tcPr>
+          <w:p>
+            <w:pPr>
+              <w:pStyle w:val="TableContents"/>
+              <w:rPr/>
+            </w:pPr>
+            <w:r>
+              <w:rPr/>
+              <w:t>OVER</w:t>
+            </w:r>
+          </w:p>
+        </w:tc>
+        <w:tc>
+          <w:tcPr>
+            <w:tcW w:w="1994" w:type="dxa"/>
+            <w:tcBorders>
+              <w:left w:val="single" w:sz="4" w:space="0" w:color="000000"/>
+              <w:bottom w:val="single" w:sz="4" w:space="0" w:color="000000"/>
+            </w:tcBorders>
+          </w:tcPr>
+          <w:p>
+            <w:pPr>
+              <w:pStyle w:val="TableContents"/>
+              <w:rPr/>
+            </w:pPr>
+            <w:r>
+              <w:rPr/>
+              <w:t>NOP</w:t>
+            </w:r>
+          </w:p>
+        </w:tc>
+        <w:tc>
+          <w:tcPr>
+            <w:tcW w:w="1995" w:type="dxa"/>
+            <w:tcBorders>
+              <w:left w:val="single" w:sz="4" w:space="0" w:color="000000"/>
+              <w:bottom w:val="single" w:sz="4" w:space="0" w:color="000000"/>
+            </w:tcBorders>
+          </w:tcPr>
+          <w:p>
+            <w:pPr>
+              <w:pStyle w:val="TableContents"/>
+              <w:rPr/>
+            </w:pPr>
+            <w:r>
+              <w:rPr/>
+              <w:t>I</w:t>
+            </w:r>
+          </w:p>
+        </w:tc>
+        <w:tc>
+          <w:tcPr>
+            <w:tcW w:w="1994" w:type="dxa"/>
+            <w:tcBorders>
+              <w:left w:val="single" w:sz="4" w:space="0" w:color="000000"/>
+              <w:bottom w:val="single" w:sz="4" w:space="0" w:color="000000"/>
+            </w:tcBorders>
+          </w:tcPr>
+          <w:p>
+            <w:pPr>
+              <w:pStyle w:val="TableContents"/>
+              <w:rPr/>
+            </w:pPr>
+            <w:r>
+              <w:rPr/>
+              <w:t>CALL</w:t>
+            </w:r>
+          </w:p>
+        </w:tc>
+        <w:tc>
+          <w:tcPr>
+            <w:tcW w:w="1995" w:type="dxa"/>
+            <w:tcBorders>
+              <w:left w:val="single" w:sz="4" w:space="0" w:color="000000"/>
+              <w:bottom w:val="single" w:sz="4" w:space="0" w:color="000000"/>
+              <w:right w:val="single" w:sz="4" w:space="0" w:color="000000"/>
+            </w:tcBorders>
+          </w:tcPr>
+          <w:p>
+            <w:pPr>
+              <w:pStyle w:val="TableContents"/>
+              <w:rPr/>
+            </w:pPr>
+            <w:r>
+              <w:rPr/>
+              <w:t>INDRCT</w:t>
+            </w:r>
+          </w:p>
+        </w:tc>
+      </w:tr>
+      <w:tr>
+        <w:trPr/>
+        <w:tc>
+          <w:tcPr>
+            <w:tcW w:w="1994" w:type="dxa"/>
+            <w:tcBorders>
+              <w:left w:val="single" w:sz="4" w:space="0" w:color="000000"/>
+              <w:bottom w:val="single" w:sz="4" w:space="0" w:color="000000"/>
+            </w:tcBorders>
+          </w:tcPr>
+          <w:p>
+            <w:pPr>
+              <w:pStyle w:val="TableContents"/>
+              <w:rPr/>
+            </w:pPr>
+            <w:r>
+              <w:rPr/>
+            </w:r>
+          </w:p>
+        </w:tc>
+        <w:tc>
+          <w:tcPr>
+            <w:tcW w:w="1994" w:type="dxa"/>
+            <w:tcBorders>
+              <w:left w:val="single" w:sz="4" w:space="0" w:color="000000"/>
+              <w:bottom w:val="single" w:sz="4" w:space="0" w:color="000000"/>
+            </w:tcBorders>
+          </w:tcPr>
+          <w:p>
+            <w:pPr>
+              <w:pStyle w:val="TableContents"/>
+              <w:rPr/>
+            </w:pPr>
+            <w:r>
+              <w:rPr/>
+              <w:t>ARTPC</w:t>
+            </w:r>
+          </w:p>
+        </w:tc>
+        <w:tc>
+          <w:tcPr>
+            <w:tcW w:w="1995" w:type="dxa"/>
+            <w:tcBorders>
+              <w:left w:val="single" w:sz="4" w:space="0" w:color="000000"/>
+              <w:bottom w:val="single" w:sz="4" w:space="0" w:color="000000"/>
+            </w:tcBorders>
+          </w:tcPr>
+          <w:p>
+            <w:pPr>
+              <w:pStyle w:val="TableContents"/>
+              <w:rPr/>
+            </w:pPr>
+            <w:r>
+              <w:rPr/>
+              <w:t>U</w:t>
+            </w:r>
+          </w:p>
+        </w:tc>
+        <w:tc>
+          <w:tcPr>
+            <w:tcW w:w="1994" w:type="dxa"/>
+            <w:tcBorders>
+              <w:left w:val="single" w:sz="4" w:space="0" w:color="000000"/>
+              <w:bottom w:val="single" w:sz="4" w:space="0" w:color="000000"/>
+            </w:tcBorders>
+          </w:tcPr>
+          <w:p>
+            <w:pPr>
+              <w:pStyle w:val="TableContents"/>
+              <w:rPr/>
+            </w:pPr>
+            <w:r>
+              <w:rPr/>
+              <w:t>JMP</w:t>
+            </w:r>
+          </w:p>
+        </w:tc>
+        <w:tc>
+          <w:tcPr>
+            <w:tcW w:w="1995" w:type="dxa"/>
+            <w:tcBorders>
+              <w:left w:val="single" w:sz="4" w:space="0" w:color="000000"/>
+              <w:bottom w:val="single" w:sz="4" w:space="0" w:color="000000"/>
+              <w:right w:val="single" w:sz="4" w:space="0" w:color="000000"/>
+            </w:tcBorders>
+          </w:tcPr>
+          <w:p>
+            <w:pPr>
+              <w:pStyle w:val="TableContents"/>
+              <w:rPr/>
+            </w:pPr>
+            <w:r>
+              <w:rPr/>
+              <w:t>FETCH</w:t>
+            </w:r>
+          </w:p>
+        </w:tc>
+      </w:tr>
+      <w:tr>
+        <w:trPr/>
+        <w:tc>
+          <w:tcPr>
+            <w:tcW w:w="1994" w:type="dxa"/>
+            <w:tcBorders>
+              <w:left w:val="single" w:sz="4" w:space="0" w:color="000000"/>
+              <w:bottom w:val="single" w:sz="4" w:space="0" w:color="000000"/>
+            </w:tcBorders>
+          </w:tcPr>
+          <w:p>
+            <w:pPr>
+              <w:pStyle w:val="TableContents"/>
+              <w:rPr/>
+            </w:pPr>
+            <w:r>
+              <w:rPr/>
+            </w:r>
+          </w:p>
+        </w:tc>
+        <w:tc>
+          <w:tcPr>
+            <w:tcW w:w="1994" w:type="dxa"/>
+            <w:tcBorders>
+              <w:left w:val="single" w:sz="4" w:space="0" w:color="000000"/>
+              <w:bottom w:val="single" w:sz="4" w:space="0" w:color="000000"/>
+            </w:tcBorders>
+          </w:tcPr>
+          <w:p>
+            <w:pPr>
+              <w:pStyle w:val="TableContents"/>
+              <w:rPr/>
+            </w:pPr>
+            <w:r>
+              <w:rPr/>
+              <w:t>ORG 8</w:t>
+            </w:r>
+          </w:p>
+        </w:tc>
+        <w:tc>
+          <w:tcPr>
+            <w:tcW w:w="1995" w:type="dxa"/>
+            <w:tcBorders>
+              <w:left w:val="single" w:sz="4" w:space="0" w:color="000000"/>
+              <w:bottom w:val="single" w:sz="4" w:space="0" w:color="000000"/>
+            </w:tcBorders>
+          </w:tcPr>
+          <w:p>
+            <w:pPr>
+              <w:pStyle w:val="TableContents"/>
+              <w:rPr/>
+            </w:pPr>
+            <w:r>
+              <w:rPr/>
+            </w:r>
+          </w:p>
+        </w:tc>
+        <w:tc>
+          <w:tcPr>
+            <w:tcW w:w="1994" w:type="dxa"/>
+            <w:tcBorders>
+              <w:left w:val="single" w:sz="4" w:space="0" w:color="000000"/>
+              <w:bottom w:val="single" w:sz="4" w:space="0" w:color="000000"/>
+            </w:tcBorders>
+          </w:tcPr>
+          <w:p>
+            <w:pPr>
+              <w:pStyle w:val="TableContents"/>
+              <w:rPr/>
+            </w:pPr>
+            <w:r>
+              <w:rPr/>
+            </w:r>
+          </w:p>
+        </w:tc>
+        <w:tc>
+          <w:tcPr>
+            <w:tcW w:w="1995" w:type="dxa"/>
+            <w:tcBorders>
+              <w:left w:val="single" w:sz="4" w:space="0" w:color="000000"/>
+              <w:bottom w:val="single" w:sz="4" w:space="0" w:color="000000"/>
+              <w:right w:val="single" w:sz="4" w:space="0" w:color="000000"/>
+            </w:tcBorders>
+          </w:tcPr>
+          <w:p>
+            <w:pPr>
+              <w:pStyle w:val="TableContents"/>
+              <w:rPr/>
+            </w:pPr>
+            <w:r>
+              <w:rPr/>
+            </w:r>
+          </w:p>
+        </w:tc>
+      </w:tr>
+      <w:tr>
+        <w:trPr/>
+        <w:tc>
+          <w:tcPr>
+            <w:tcW w:w="1994" w:type="dxa"/>
+            <w:tcBorders>
+              <w:left w:val="single" w:sz="4" w:space="0" w:color="000000"/>
+              <w:bottom w:val="single" w:sz="4" w:space="0" w:color="000000"/>
+            </w:tcBorders>
+          </w:tcPr>
+          <w:p>
+            <w:pPr>
+              <w:pStyle w:val="TableContents"/>
+              <w:rPr/>
+            </w:pPr>
+            <w:r>
+              <w:rPr/>
+              <w:t>STORE</w:t>
+            </w:r>
+          </w:p>
+        </w:tc>
+        <w:tc>
+          <w:tcPr>
+            <w:tcW w:w="1994" w:type="dxa"/>
+            <w:tcBorders>
+              <w:left w:val="single" w:sz="4" w:space="0" w:color="000000"/>
+              <w:bottom w:val="single" w:sz="4" w:space="0" w:color="000000"/>
+            </w:tcBorders>
+          </w:tcPr>
+          <w:p>
+            <w:pPr>
+              <w:pStyle w:val="TableContents"/>
+              <w:rPr/>
+            </w:pPr>
+            <w:r>
+              <w:rPr/>
+              <w:t>NOP</w:t>
+            </w:r>
+          </w:p>
+        </w:tc>
+        <w:tc>
+          <w:tcPr>
+            <w:tcW w:w="1995" w:type="dxa"/>
+            <w:tcBorders>
+              <w:left w:val="single" w:sz="4" w:space="0" w:color="000000"/>
+              <w:bottom w:val="single" w:sz="4" w:space="0" w:color="000000"/>
+            </w:tcBorders>
+          </w:tcPr>
+          <w:p>
+            <w:pPr>
+              <w:pStyle w:val="TableContents"/>
+              <w:rPr/>
+            </w:pPr>
+            <w:r>
+              <w:rPr/>
+              <w:t>I</w:t>
+            </w:r>
+          </w:p>
+        </w:tc>
+        <w:tc>
+          <w:tcPr>
+            <w:tcW w:w="1994" w:type="dxa"/>
+            <w:tcBorders>
+              <w:left w:val="single" w:sz="4" w:space="0" w:color="000000"/>
+              <w:bottom w:val="single" w:sz="4" w:space="0" w:color="000000"/>
+            </w:tcBorders>
+          </w:tcPr>
+          <w:p>
+            <w:pPr>
+              <w:pStyle w:val="TableContents"/>
+              <w:rPr/>
+            </w:pPr>
+            <w:r>
+              <w:rPr/>
+              <w:t>CALL</w:t>
+            </w:r>
+          </w:p>
+        </w:tc>
+        <w:tc>
+          <w:tcPr>
+            <w:tcW w:w="1995" w:type="dxa"/>
+            <w:tcBorders>
+              <w:left w:val="single" w:sz="4" w:space="0" w:color="000000"/>
+              <w:bottom w:val="single" w:sz="4" w:space="0" w:color="000000"/>
+              <w:right w:val="single" w:sz="4" w:space="0" w:color="000000"/>
+            </w:tcBorders>
+          </w:tcPr>
+          <w:p>
+            <w:pPr>
+              <w:pStyle w:val="TableContents"/>
+              <w:rPr/>
+            </w:pPr>
+            <w:r>
+              <w:rPr/>
+              <w:t>INDRCT</w:t>
+            </w:r>
+          </w:p>
+        </w:tc>
+      </w:tr>
+      <w:tr>
+        <w:trPr/>
+        <w:tc>
+          <w:tcPr>
+            <w:tcW w:w="1994" w:type="dxa"/>
+            <w:tcBorders>
+              <w:left w:val="single" w:sz="4" w:space="0" w:color="000000"/>
+              <w:bottom w:val="single" w:sz="4" w:space="0" w:color="000000"/>
+            </w:tcBorders>
+          </w:tcPr>
+          <w:p>
+            <w:pPr>
+              <w:pStyle w:val="TableContents"/>
+              <w:rPr/>
+            </w:pPr>
+            <w:r>
+              <w:rPr/>
+            </w:r>
+          </w:p>
+        </w:tc>
+        <w:tc>
+          <w:tcPr>
+            <w:tcW w:w="1994" w:type="dxa"/>
+            <w:tcBorders>
+              <w:left w:val="single" w:sz="4" w:space="0" w:color="000000"/>
+              <w:bottom w:val="single" w:sz="4" w:space="0" w:color="000000"/>
+            </w:tcBorders>
+          </w:tcPr>
+          <w:p>
+            <w:pPr>
+              <w:pStyle w:val="TableContents"/>
+              <w:rPr/>
+            </w:pPr>
+            <w:r>
+              <w:rPr/>
+              <w:t>ACTDR</w:t>
+            </w:r>
+          </w:p>
+        </w:tc>
+        <w:tc>
+          <w:tcPr>
+            <w:tcW w:w="1995" w:type="dxa"/>
+            <w:tcBorders>
+              <w:left w:val="single" w:sz="4" w:space="0" w:color="000000"/>
+              <w:bottom w:val="single" w:sz="4" w:space="0" w:color="000000"/>
+            </w:tcBorders>
+          </w:tcPr>
+          <w:p>
+            <w:pPr>
+              <w:pStyle w:val="TableContents"/>
+              <w:rPr/>
+            </w:pPr>
+            <w:r>
+              <w:rPr/>
+              <w:t>U</w:t>
+            </w:r>
+          </w:p>
+        </w:tc>
+        <w:tc>
+          <w:tcPr>
+            <w:tcW w:w="1994" w:type="dxa"/>
+            <w:tcBorders>
+              <w:left w:val="single" w:sz="4" w:space="0" w:color="000000"/>
+              <w:bottom w:val="single" w:sz="4" w:space="0" w:color="000000"/>
+            </w:tcBorders>
+          </w:tcPr>
+          <w:p>
+            <w:pPr>
+              <w:pStyle w:val="TableContents"/>
+              <w:rPr/>
+            </w:pPr>
+            <w:r>
+              <w:rPr/>
+              <w:t>JMP</w:t>
+            </w:r>
+          </w:p>
+        </w:tc>
+        <w:tc>
+          <w:tcPr>
+            <w:tcW w:w="1995" w:type="dxa"/>
+            <w:tcBorders>
+              <w:left w:val="single" w:sz="4" w:space="0" w:color="000000"/>
+              <w:bottom w:val="single" w:sz="4" w:space="0" w:color="000000"/>
+              <w:right w:val="single" w:sz="4" w:space="0" w:color="000000"/>
+            </w:tcBorders>
+          </w:tcPr>
+          <w:p>
+            <w:pPr>
+              <w:pStyle w:val="TableContents"/>
+              <w:rPr/>
+            </w:pPr>
+            <w:r>
+              <w:rPr/>
+              <w:t>NEXT</w:t>
+            </w:r>
+          </w:p>
+        </w:tc>
+      </w:tr>
+      <w:tr>
+        <w:trPr/>
+        <w:tc>
+          <w:tcPr>
+            <w:tcW w:w="1994" w:type="dxa"/>
+            <w:tcBorders>
+              <w:left w:val="single" w:sz="4" w:space="0" w:color="000000"/>
+              <w:bottom w:val="single" w:sz="4" w:space="0" w:color="000000"/>
+            </w:tcBorders>
+          </w:tcPr>
+          <w:p>
+            <w:pPr>
+              <w:pStyle w:val="TableContents"/>
+              <w:rPr/>
+            </w:pPr>
+            <w:r>
+              <w:rPr/>
+            </w:r>
+          </w:p>
+        </w:tc>
+        <w:tc>
+          <w:tcPr>
+            <w:tcW w:w="1994" w:type="dxa"/>
+            <w:tcBorders>
+              <w:left w:val="single" w:sz="4" w:space="0" w:color="000000"/>
+              <w:bottom w:val="single" w:sz="4" w:space="0" w:color="000000"/>
+            </w:tcBorders>
+          </w:tcPr>
+          <w:p>
+            <w:pPr>
+              <w:pStyle w:val="TableContents"/>
+              <w:rPr/>
+            </w:pPr>
+            <w:r>
+              <w:rPr/>
+              <w:t>WRITE</w:t>
+            </w:r>
+          </w:p>
+        </w:tc>
+        <w:tc>
+          <w:tcPr>
+            <w:tcW w:w="1995" w:type="dxa"/>
+            <w:tcBorders>
+              <w:left w:val="single" w:sz="4" w:space="0" w:color="000000"/>
+              <w:bottom w:val="single" w:sz="4" w:space="0" w:color="000000"/>
+            </w:tcBorders>
+          </w:tcPr>
+          <w:p>
+            <w:pPr>
+              <w:pStyle w:val="TableContents"/>
+              <w:rPr/>
+            </w:pPr>
+            <w:r>
+              <w:rPr/>
+              <w:t>U</w:t>
+            </w:r>
+          </w:p>
+        </w:tc>
+        <w:tc>
+          <w:tcPr>
+            <w:tcW w:w="1994" w:type="dxa"/>
+            <w:tcBorders>
+              <w:left w:val="single" w:sz="4" w:space="0" w:color="000000"/>
+              <w:bottom w:val="single" w:sz="4" w:space="0" w:color="000000"/>
+            </w:tcBorders>
+          </w:tcPr>
+          <w:p>
+            <w:pPr>
+              <w:pStyle w:val="TableContents"/>
+              <w:rPr/>
+            </w:pPr>
+            <w:r>
+              <w:rPr/>
+              <w:t>JMP</w:t>
+            </w:r>
+          </w:p>
+        </w:tc>
+        <w:tc>
+          <w:tcPr>
+            <w:tcW w:w="1995" w:type="dxa"/>
+            <w:tcBorders>
+              <w:left w:val="single" w:sz="4" w:space="0" w:color="000000"/>
+              <w:bottom w:val="single" w:sz="4" w:space="0" w:color="000000"/>
+              <w:right w:val="single" w:sz="4" w:space="0" w:color="000000"/>
+            </w:tcBorders>
+          </w:tcPr>
+          <w:p>
+            <w:pPr>
+              <w:pStyle w:val="TableContents"/>
+              <w:rPr/>
+            </w:pPr>
+            <w:r>
+              <w:rPr/>
+              <w:t>FETCH</w:t>
+            </w:r>
+          </w:p>
+        </w:tc>
+      </w:tr>
+    </w:tbl>
+    <w:p>
+      <w:pPr>
+        <w:pStyle w:val="Normal"/>
+        <w:bidi w:val="0"/>
+        <w:jc w:val="left"/>
+        <w:rPr>
+          <w:b w:val="false"/>
+          <w:bCs w:val="false"/>
+          <w:sz w:val="36"/>
+        </w:rPr>
+      </w:pPr>
+      <w:r>
+        <w:rPr>
+          <w:b w:val="false"/>
+          <w:bCs w:val="false"/>
+          <w:sz w:val="36"/>
+        </w:rPr>
       </w:r>
     </w:p>
     <w:p>
@@ -206,7 +2897,11 @@
         </w:rPr>
       </w:pPr>
       <w:r>
-        <w:rPr/>
+        <w:rPr>
+          <w:b w:val="false"/>
+          <w:bCs w:val="false"/>
+          <w:sz w:val="36"/>
+        </w:rPr>
       </w:r>
     </w:p>
     <w:p>
@@ -221,7 +2916,11 @@
         </w:rPr>
       </w:pPr>
       <w:r>
-        <w:rPr/>
+        <w:rPr>
+          <w:b w:val="false"/>
+          <w:bCs w:val="false"/>
+          <w:sz w:val="36"/>
+        </w:rPr>
       </w:r>
     </w:p>
     <w:p>
@@ -236,7 +2935,11 @@
         </w:rPr>
       </w:pPr>
       <w:r>
-        <w:rPr/>
+        <w:rPr>
+          <w:b w:val="false"/>
+          <w:bCs w:val="false"/>
+          <w:sz w:val="36"/>
+        </w:rPr>
       </w:r>
     </w:p>
     <w:p>
@@ -382,5 +3085,28 @@
       <w:rFonts w:ascii="Calibri" w:hAnsi="Calibri" w:cs="Lohit Marathi"/>
     </w:rPr>
   </w:style>
+  <w:style w:type="paragraph" w:styleId="TableContents">
+    <w:name w:val="Table Contents"/>
+    <w:basedOn w:val="Normal"/>
+    <w:qFormat/>
+    <w:pPr>
+      <w:widowControl w:val="false"/>
+      <w:suppressLineNumbers/>
+    </w:pPr>
+    <w:rPr/>
+  </w:style>
+  <w:style w:type="paragraph" w:styleId="TableHeading">
+    <w:name w:val="Table Heading"/>
+    <w:basedOn w:val="TableContents"/>
+    <w:qFormat/>
+    <w:pPr>
+      <w:suppressLineNumbers/>
+      <w:jc w:val="center"/>
+    </w:pPr>
+    <w:rPr>
+      <w:b/>
+      <w:bCs/>
+    </w:rPr>
+  </w:style>
 </w:styles>
 </file>
--- a/Computer Architecture/Microprogrameed-control-unit.docx
+++ b/Computer Architecture/Microprogrameed-control-unit.docx
@@ -143,10 +143,10 @@
       </w:tblPr>
       <w:tblGrid>
         <w:gridCol w:w="1994"/>
-        <w:gridCol w:w="1993"/>
-        <w:gridCol w:w="1996"/>
-        <w:gridCol w:w="1993"/>
-        <w:gridCol w:w="1996"/>
+        <w:gridCol w:w="1992"/>
+        <w:gridCol w:w="1997"/>
+        <w:gridCol w:w="1992"/>
+        <w:gridCol w:w="1997"/>
       </w:tblGrid>
       <w:tr>
         <w:trPr/>
@@ -173,7 +173,7 @@
         </w:tc>
         <w:tc>
           <w:tcPr>
-            <w:tcW w:w="1993" w:type="dxa"/>
+            <w:tcW w:w="1992" w:type="dxa"/>
             <w:tcBorders>
               <w:top w:val="single" w:sz="4" w:space="0" w:color="000000"/>
               <w:left w:val="single" w:sz="4" w:space="0" w:color="000000"/>
@@ -194,7 +194,7 @@
         </w:tc>
         <w:tc>
           <w:tcPr>
-            <w:tcW w:w="1996" w:type="dxa"/>
+            <w:tcW w:w="1997" w:type="dxa"/>
             <w:tcBorders>
               <w:top w:val="single" w:sz="4" w:space="0" w:color="000000"/>
               <w:left w:val="single" w:sz="4" w:space="0" w:color="000000"/>
@@ -215,7 +215,7 @@
         </w:tc>
         <w:tc>
           <w:tcPr>
-            <w:tcW w:w="1993" w:type="dxa"/>
+            <w:tcW w:w="1992" w:type="dxa"/>
             <w:tcBorders>
               <w:top w:val="single" w:sz="4" w:space="0" w:color="000000"/>
               <w:left w:val="single" w:sz="4" w:space="0" w:color="000000"/>
@@ -236,7 +236,7 @@
         </w:tc>
         <w:tc>
           <w:tcPr>
-            <w:tcW w:w="1996" w:type="dxa"/>
+            <w:tcW w:w="1997" w:type="dxa"/>
             <w:tcBorders>
               <w:top w:val="single" w:sz="4" w:space="0" w:color="000000"/>
               <w:left w:val="single" w:sz="4" w:space="0" w:color="000000"/>
@@ -280,26 +280,26 @@
         </w:tc>
         <w:tc>
           <w:tcPr>
-            <w:tcW w:w="1993" w:type="dxa"/>
-            <w:tcBorders>
-              <w:left w:val="single" w:sz="4" w:space="0" w:color="000000"/>
-              <w:bottom w:val="single" w:sz="4" w:space="0" w:color="000000"/>
-            </w:tcBorders>
-          </w:tcPr>
-          <w:p>
-            <w:pPr>
-              <w:pStyle w:val="TableContents"/>
-              <w:widowControl w:val="false"/>
-              <w:rPr/>
-            </w:pPr>
-            <w:r>
-              <w:rPr/>
-            </w:r>
-          </w:p>
-        </w:tc>
-        <w:tc>
-          <w:tcPr>
-            <w:tcW w:w="1996" w:type="dxa"/>
+            <w:tcW w:w="1992" w:type="dxa"/>
+            <w:tcBorders>
+              <w:left w:val="single" w:sz="4" w:space="0" w:color="000000"/>
+              <w:bottom w:val="single" w:sz="4" w:space="0" w:color="000000"/>
+            </w:tcBorders>
+          </w:tcPr>
+          <w:p>
+            <w:pPr>
+              <w:pStyle w:val="TableContents"/>
+              <w:widowControl w:val="false"/>
+              <w:rPr/>
+            </w:pPr>
+            <w:r>
+              <w:rPr/>
+            </w:r>
+          </w:p>
+        </w:tc>
+        <w:tc>
+          <w:tcPr>
+            <w:tcW w:w="1997" w:type="dxa"/>
             <w:tcBorders>
               <w:left w:val="single" w:sz="4" w:space="0" w:color="000000"/>
               <w:bottom w:val="single" w:sz="4" w:space="0" w:color="000000"/>
@@ -319,7 +319,7 @@
         </w:tc>
         <w:tc>
           <w:tcPr>
-            <w:tcW w:w="1993" w:type="dxa"/>
+            <w:tcW w:w="1992" w:type="dxa"/>
             <w:tcBorders>
               <w:left w:val="single" w:sz="4" w:space="0" w:color="000000"/>
               <w:bottom w:val="single" w:sz="4" w:space="0" w:color="000000"/>
@@ -339,7 +339,7 @@
         </w:tc>
         <w:tc>
           <w:tcPr>
-            <w:tcW w:w="1996" w:type="dxa"/>
+            <w:tcW w:w="1997" w:type="dxa"/>
             <w:tcBorders>
               <w:left w:val="single" w:sz="4" w:space="0" w:color="000000"/>
               <w:bottom w:val="single" w:sz="4" w:space="0" w:color="000000"/>
@@ -381,26 +381,26 @@
         </w:tc>
         <w:tc>
           <w:tcPr>
-            <w:tcW w:w="1993" w:type="dxa"/>
-            <w:tcBorders>
-              <w:left w:val="single" w:sz="4" w:space="0" w:color="000000"/>
-              <w:bottom w:val="single" w:sz="4" w:space="0" w:color="000000"/>
-            </w:tcBorders>
-          </w:tcPr>
-          <w:p>
-            <w:pPr>
-              <w:pStyle w:val="TableContents"/>
-              <w:widowControl w:val="false"/>
-              <w:rPr/>
-            </w:pPr>
-            <w:r>
-              <w:rPr/>
-            </w:r>
-          </w:p>
-        </w:tc>
-        <w:tc>
-          <w:tcPr>
-            <w:tcW w:w="1996" w:type="dxa"/>
+            <w:tcW w:w="1992" w:type="dxa"/>
+            <w:tcBorders>
+              <w:left w:val="single" w:sz="4" w:space="0" w:color="000000"/>
+              <w:bottom w:val="single" w:sz="4" w:space="0" w:color="000000"/>
+            </w:tcBorders>
+          </w:tcPr>
+          <w:p>
+            <w:pPr>
+              <w:pStyle w:val="TableContents"/>
+              <w:widowControl w:val="false"/>
+              <w:rPr/>
+            </w:pPr>
+            <w:r>
+              <w:rPr/>
+            </w:r>
+          </w:p>
+        </w:tc>
+        <w:tc>
+          <w:tcPr>
+            <w:tcW w:w="1997" w:type="dxa"/>
             <w:tcBorders>
               <w:left w:val="single" w:sz="4" w:space="0" w:color="000000"/>
               <w:bottom w:val="single" w:sz="4" w:space="0" w:color="000000"/>
@@ -420,7 +420,7 @@
         </w:tc>
         <w:tc>
           <w:tcPr>
-            <w:tcW w:w="1993" w:type="dxa"/>
+            <w:tcW w:w="1992" w:type="dxa"/>
             <w:tcBorders>
               <w:left w:val="single" w:sz="4" w:space="0" w:color="000000"/>
               <w:bottom w:val="single" w:sz="4" w:space="0" w:color="000000"/>
@@ -440,7 +440,7 @@
         </w:tc>
         <w:tc>
           <w:tcPr>
-            <w:tcW w:w="1996" w:type="dxa"/>
+            <w:tcW w:w="1997" w:type="dxa"/>
             <w:tcBorders>
               <w:left w:val="single" w:sz="4" w:space="0" w:color="000000"/>
               <w:bottom w:val="single" w:sz="4" w:space="0" w:color="000000"/>
@@ -482,26 +482,26 @@
         </w:tc>
         <w:tc>
           <w:tcPr>
-            <w:tcW w:w="1993" w:type="dxa"/>
-            <w:tcBorders>
-              <w:left w:val="single" w:sz="4" w:space="0" w:color="000000"/>
-              <w:bottom w:val="single" w:sz="4" w:space="0" w:color="000000"/>
-            </w:tcBorders>
-          </w:tcPr>
-          <w:p>
-            <w:pPr>
-              <w:pStyle w:val="TableContents"/>
-              <w:widowControl w:val="false"/>
-              <w:rPr/>
-            </w:pPr>
-            <w:r>
-              <w:rPr/>
-            </w:r>
-          </w:p>
-        </w:tc>
-        <w:tc>
-          <w:tcPr>
-            <w:tcW w:w="1996" w:type="dxa"/>
+            <w:tcW w:w="1992" w:type="dxa"/>
+            <w:tcBorders>
+              <w:left w:val="single" w:sz="4" w:space="0" w:color="000000"/>
+              <w:bottom w:val="single" w:sz="4" w:space="0" w:color="000000"/>
+            </w:tcBorders>
+          </w:tcPr>
+          <w:p>
+            <w:pPr>
+              <w:pStyle w:val="TableContents"/>
+              <w:widowControl w:val="false"/>
+              <w:rPr/>
+            </w:pPr>
+            <w:r>
+              <w:rPr/>
+            </w:r>
+          </w:p>
+        </w:tc>
+        <w:tc>
+          <w:tcPr>
+            <w:tcW w:w="1997" w:type="dxa"/>
             <w:tcBorders>
               <w:left w:val="single" w:sz="4" w:space="0" w:color="000000"/>
               <w:bottom w:val="single" w:sz="4" w:space="0" w:color="000000"/>
@@ -521,7 +521,7 @@
         </w:tc>
         <w:tc>
           <w:tcPr>
-            <w:tcW w:w="1993" w:type="dxa"/>
+            <w:tcW w:w="1992" w:type="dxa"/>
             <w:tcBorders>
               <w:left w:val="single" w:sz="4" w:space="0" w:color="000000"/>
               <w:bottom w:val="single" w:sz="4" w:space="0" w:color="000000"/>
@@ -541,7 +541,7 @@
         </w:tc>
         <w:tc>
           <w:tcPr>
-            <w:tcW w:w="1996" w:type="dxa"/>
+            <w:tcW w:w="1997" w:type="dxa"/>
             <w:tcBorders>
               <w:left w:val="single" w:sz="4" w:space="0" w:color="000000"/>
               <w:bottom w:val="single" w:sz="4" w:space="0" w:color="000000"/>
@@ -583,26 +583,26 @@
         </w:tc>
         <w:tc>
           <w:tcPr>
-            <w:tcW w:w="1993" w:type="dxa"/>
-            <w:tcBorders>
-              <w:left w:val="single" w:sz="4" w:space="0" w:color="000000"/>
-              <w:bottom w:val="single" w:sz="4" w:space="0" w:color="000000"/>
-            </w:tcBorders>
-          </w:tcPr>
-          <w:p>
-            <w:pPr>
-              <w:pStyle w:val="TableContents"/>
-              <w:widowControl w:val="false"/>
-              <w:rPr/>
-            </w:pPr>
-            <w:r>
-              <w:rPr/>
-            </w:r>
-          </w:p>
-        </w:tc>
-        <w:tc>
-          <w:tcPr>
-            <w:tcW w:w="1996" w:type="dxa"/>
+            <w:tcW w:w="1992" w:type="dxa"/>
+            <w:tcBorders>
+              <w:left w:val="single" w:sz="4" w:space="0" w:color="000000"/>
+              <w:bottom w:val="single" w:sz="4" w:space="0" w:color="000000"/>
+            </w:tcBorders>
+          </w:tcPr>
+          <w:p>
+            <w:pPr>
+              <w:pStyle w:val="TableContents"/>
+              <w:widowControl w:val="false"/>
+              <w:rPr/>
+            </w:pPr>
+            <w:r>
+              <w:rPr/>
+            </w:r>
+          </w:p>
+        </w:tc>
+        <w:tc>
+          <w:tcPr>
+            <w:tcW w:w="1997" w:type="dxa"/>
             <w:tcBorders>
               <w:left w:val="single" w:sz="4" w:space="0" w:color="000000"/>
               <w:bottom w:val="single" w:sz="4" w:space="0" w:color="000000"/>
@@ -622,7 +622,7 @@
         </w:tc>
         <w:tc>
           <w:tcPr>
-            <w:tcW w:w="1993" w:type="dxa"/>
+            <w:tcW w:w="1992" w:type="dxa"/>
             <w:tcBorders>
               <w:left w:val="single" w:sz="4" w:space="0" w:color="000000"/>
               <w:bottom w:val="single" w:sz="4" w:space="0" w:color="000000"/>
@@ -642,7 +642,7 @@
         </w:tc>
         <w:tc>
           <w:tcPr>
-            <w:tcW w:w="1996" w:type="dxa"/>
+            <w:tcW w:w="1997" w:type="dxa"/>
             <w:tcBorders>
               <w:left w:val="single" w:sz="4" w:space="0" w:color="000000"/>
               <w:bottom w:val="single" w:sz="4" w:space="0" w:color="000000"/>
@@ -796,10 +796,10 @@
       </w:tblPr>
       <w:tblGrid>
         <w:gridCol w:w="1994"/>
-        <w:gridCol w:w="1993"/>
-        <w:gridCol w:w="1996"/>
-        <w:gridCol w:w="1993"/>
-        <w:gridCol w:w="1996"/>
+        <w:gridCol w:w="1992"/>
+        <w:gridCol w:w="1997"/>
+        <w:gridCol w:w="1992"/>
+        <w:gridCol w:w="1997"/>
       </w:tblGrid>
       <w:tr>
         <w:trPr/>
@@ -826,7 +826,7 @@
         </w:tc>
         <w:tc>
           <w:tcPr>
-            <w:tcW w:w="1993" w:type="dxa"/>
+            <w:tcW w:w="1992" w:type="dxa"/>
             <w:tcBorders>
               <w:top w:val="single" w:sz="4" w:space="0" w:color="000000"/>
               <w:left w:val="single" w:sz="4" w:space="0" w:color="000000"/>
@@ -847,7 +847,7 @@
         </w:tc>
         <w:tc>
           <w:tcPr>
-            <w:tcW w:w="1996" w:type="dxa"/>
+            <w:tcW w:w="1997" w:type="dxa"/>
             <w:tcBorders>
               <w:top w:val="single" w:sz="4" w:space="0" w:color="000000"/>
               <w:left w:val="single" w:sz="4" w:space="0" w:color="000000"/>
@@ -868,7 +868,7 @@
         </w:tc>
         <w:tc>
           <w:tcPr>
-            <w:tcW w:w="1993" w:type="dxa"/>
+            <w:tcW w:w="1992" w:type="dxa"/>
             <w:tcBorders>
               <w:top w:val="single" w:sz="4" w:space="0" w:color="000000"/>
               <w:left w:val="single" w:sz="4" w:space="0" w:color="000000"/>
@@ -889,7 +889,7 @@
         </w:tc>
         <w:tc>
           <w:tcPr>
-            <w:tcW w:w="1996" w:type="dxa"/>
+            <w:tcW w:w="1997" w:type="dxa"/>
             <w:tcBorders>
               <w:top w:val="single" w:sz="4" w:space="0" w:color="000000"/>
               <w:left w:val="single" w:sz="4" w:space="0" w:color="000000"/>
@@ -934,7 +934,7 @@
         </w:tc>
         <w:tc>
           <w:tcPr>
-            <w:tcW w:w="1993" w:type="dxa"/>
+            <w:tcW w:w="1992" w:type="dxa"/>
             <w:tcBorders>
               <w:left w:val="single" w:sz="4" w:space="0" w:color="000000"/>
               <w:bottom w:val="single" w:sz="4" w:space="0" w:color="000000"/>
@@ -954,7 +954,7 @@
         </w:tc>
         <w:tc>
           <w:tcPr>
-            <w:tcW w:w="1996" w:type="dxa"/>
+            <w:tcW w:w="1997" w:type="dxa"/>
             <w:tcBorders>
               <w:left w:val="single" w:sz="4" w:space="0" w:color="000000"/>
               <w:bottom w:val="single" w:sz="4" w:space="0" w:color="000000"/>
@@ -974,7 +974,7 @@
         </w:tc>
         <w:tc>
           <w:tcPr>
-            <w:tcW w:w="1993" w:type="dxa"/>
+            <w:tcW w:w="1992" w:type="dxa"/>
             <w:tcBorders>
               <w:left w:val="single" w:sz="4" w:space="0" w:color="000000"/>
               <w:bottom w:val="single" w:sz="4" w:space="0" w:color="000000"/>
@@ -994,7 +994,7 @@
         </w:tc>
         <w:tc>
           <w:tcPr>
-            <w:tcW w:w="1996" w:type="dxa"/>
+            <w:tcW w:w="1997" w:type="dxa"/>
             <w:tcBorders>
               <w:left w:val="single" w:sz="4" w:space="0" w:color="000000"/>
               <w:bottom w:val="single" w:sz="4" w:space="0" w:color="000000"/>
@@ -1037,7 +1037,7 @@
         </w:tc>
         <w:tc>
           <w:tcPr>
-            <w:tcW w:w="1993" w:type="dxa"/>
+            <w:tcW w:w="1992" w:type="dxa"/>
             <w:tcBorders>
               <w:left w:val="single" w:sz="4" w:space="0" w:color="000000"/>
               <w:bottom w:val="single" w:sz="4" w:space="0" w:color="000000"/>
@@ -1057,7 +1057,7 @@
         </w:tc>
         <w:tc>
           <w:tcPr>
-            <w:tcW w:w="1996" w:type="dxa"/>
+            <w:tcW w:w="1997" w:type="dxa"/>
             <w:tcBorders>
               <w:left w:val="single" w:sz="4" w:space="0" w:color="000000"/>
               <w:bottom w:val="single" w:sz="4" w:space="0" w:color="000000"/>
@@ -1077,7 +1077,7 @@
         </w:tc>
         <w:tc>
           <w:tcPr>
-            <w:tcW w:w="1993" w:type="dxa"/>
+            <w:tcW w:w="1992" w:type="dxa"/>
             <w:tcBorders>
               <w:left w:val="single" w:sz="4" w:space="0" w:color="000000"/>
               <w:bottom w:val="single" w:sz="4" w:space="0" w:color="000000"/>
@@ -1097,7 +1097,7 @@
         </w:tc>
         <w:tc>
           <w:tcPr>
-            <w:tcW w:w="1996" w:type="dxa"/>
+            <w:tcW w:w="1997" w:type="dxa"/>
             <w:tcBorders>
               <w:left w:val="single" w:sz="4" w:space="0" w:color="000000"/>
               <w:bottom w:val="single" w:sz="4" w:space="0" w:color="000000"/>
@@ -1140,7 +1140,7 @@
         </w:tc>
         <w:tc>
           <w:tcPr>
-            <w:tcW w:w="1993" w:type="dxa"/>
+            <w:tcW w:w="1992" w:type="dxa"/>
             <w:tcBorders>
               <w:left w:val="single" w:sz="4" w:space="0" w:color="000000"/>
               <w:bottom w:val="single" w:sz="4" w:space="0" w:color="000000"/>
@@ -1160,7 +1160,7 @@
         </w:tc>
         <w:tc>
           <w:tcPr>
-            <w:tcW w:w="1996" w:type="dxa"/>
+            <w:tcW w:w="1997" w:type="dxa"/>
             <w:tcBorders>
               <w:left w:val="single" w:sz="4" w:space="0" w:color="000000"/>
               <w:bottom w:val="single" w:sz="4" w:space="0" w:color="000000"/>
@@ -1180,7 +1180,7 @@
         </w:tc>
         <w:tc>
           <w:tcPr>
-            <w:tcW w:w="1993" w:type="dxa"/>
+            <w:tcW w:w="1992" w:type="dxa"/>
             <w:tcBorders>
               <w:left w:val="single" w:sz="4" w:space="0" w:color="000000"/>
               <w:bottom w:val="single" w:sz="4" w:space="0" w:color="000000"/>
@@ -1200,7 +1200,7 @@
         </w:tc>
         <w:tc>
           <w:tcPr>
-            <w:tcW w:w="1996" w:type="dxa"/>
+            <w:tcW w:w="1997" w:type="dxa"/>
             <w:tcBorders>
               <w:left w:val="single" w:sz="4" w:space="0" w:color="000000"/>
               <w:bottom w:val="single" w:sz="4" w:space="0" w:color="000000"/>
@@ -1243,64 +1243,64 @@
         </w:tc>
         <w:tc>
           <w:tcPr>
-            <w:tcW w:w="1993" w:type="dxa"/>
-            <w:tcBorders>
-              <w:left w:val="single" w:sz="4" w:space="0" w:color="000000"/>
-              <w:bottom w:val="single" w:sz="4" w:space="0" w:color="000000"/>
-            </w:tcBorders>
-          </w:tcPr>
-          <w:p>
-            <w:pPr>
-              <w:pStyle w:val="TableContents"/>
-              <w:widowControl w:val="false"/>
-              <w:rPr/>
-            </w:pPr>
-            <w:r>
-              <w:rPr/>
-            </w:r>
-          </w:p>
-        </w:tc>
-        <w:tc>
-          <w:tcPr>
-            <w:tcW w:w="1996" w:type="dxa"/>
-            <w:tcBorders>
-              <w:left w:val="single" w:sz="4" w:space="0" w:color="000000"/>
-              <w:bottom w:val="single" w:sz="4" w:space="0" w:color="000000"/>
-            </w:tcBorders>
-          </w:tcPr>
-          <w:p>
-            <w:pPr>
-              <w:pStyle w:val="TableContents"/>
-              <w:widowControl w:val="false"/>
-              <w:rPr/>
-            </w:pPr>
-            <w:r>
-              <w:rPr/>
-            </w:r>
-          </w:p>
-        </w:tc>
-        <w:tc>
-          <w:tcPr>
-            <w:tcW w:w="1993" w:type="dxa"/>
-            <w:tcBorders>
-              <w:left w:val="single" w:sz="4" w:space="0" w:color="000000"/>
-              <w:bottom w:val="single" w:sz="4" w:space="0" w:color="000000"/>
-            </w:tcBorders>
-          </w:tcPr>
-          <w:p>
-            <w:pPr>
-              <w:pStyle w:val="TableContents"/>
-              <w:widowControl w:val="false"/>
-              <w:rPr/>
-            </w:pPr>
-            <w:r>
-              <w:rPr/>
-            </w:r>
-          </w:p>
-        </w:tc>
-        <w:tc>
-          <w:tcPr>
-            <w:tcW w:w="1996" w:type="dxa"/>
+            <w:tcW w:w="1992" w:type="dxa"/>
+            <w:tcBorders>
+              <w:left w:val="single" w:sz="4" w:space="0" w:color="000000"/>
+              <w:bottom w:val="single" w:sz="4" w:space="0" w:color="000000"/>
+            </w:tcBorders>
+          </w:tcPr>
+          <w:p>
+            <w:pPr>
+              <w:pStyle w:val="TableContents"/>
+              <w:widowControl w:val="false"/>
+              <w:rPr/>
+            </w:pPr>
+            <w:r>
+              <w:rPr/>
+            </w:r>
+          </w:p>
+        </w:tc>
+        <w:tc>
+          <w:tcPr>
+            <w:tcW w:w="1997" w:type="dxa"/>
+            <w:tcBorders>
+              <w:left w:val="single" w:sz="4" w:space="0" w:color="000000"/>
+              <w:bottom w:val="single" w:sz="4" w:space="0" w:color="000000"/>
+            </w:tcBorders>
+          </w:tcPr>
+          <w:p>
+            <w:pPr>
+              <w:pStyle w:val="TableContents"/>
+              <w:widowControl w:val="false"/>
+              <w:rPr/>
+            </w:pPr>
+            <w:r>
+              <w:rPr/>
+            </w:r>
+          </w:p>
+        </w:tc>
+        <w:tc>
+          <w:tcPr>
+            <w:tcW w:w="1992" w:type="dxa"/>
+            <w:tcBorders>
+              <w:left w:val="single" w:sz="4" w:space="0" w:color="000000"/>
+              <w:bottom w:val="single" w:sz="4" w:space="0" w:color="000000"/>
+            </w:tcBorders>
+          </w:tcPr>
+          <w:p>
+            <w:pPr>
+              <w:pStyle w:val="TableContents"/>
+              <w:widowControl w:val="false"/>
+              <w:rPr/>
+            </w:pPr>
+            <w:r>
+              <w:rPr/>
+            </w:r>
+          </w:p>
+        </w:tc>
+        <w:tc>
+          <w:tcPr>
+            <w:tcW w:w="1997" w:type="dxa"/>
             <w:tcBorders>
               <w:left w:val="single" w:sz="4" w:space="0" w:color="000000"/>
               <w:bottom w:val="single" w:sz="4" w:space="0" w:color="000000"/>
@@ -1343,7 +1343,7 @@
         </w:tc>
         <w:tc>
           <w:tcPr>
-            <w:tcW w:w="1993" w:type="dxa"/>
+            <w:tcW w:w="1992" w:type="dxa"/>
             <w:tcBorders>
               <w:left w:val="single" w:sz="4" w:space="0" w:color="000000"/>
               <w:bottom w:val="single" w:sz="4" w:space="0" w:color="000000"/>
@@ -1363,7 +1363,7 @@
         </w:tc>
         <w:tc>
           <w:tcPr>
-            <w:tcW w:w="1996" w:type="dxa"/>
+            <w:tcW w:w="1997" w:type="dxa"/>
             <w:tcBorders>
               <w:left w:val="single" w:sz="4" w:space="0" w:color="000000"/>
               <w:bottom w:val="single" w:sz="4" w:space="0" w:color="000000"/>
@@ -1383,7 +1383,7 @@
         </w:tc>
         <w:tc>
           <w:tcPr>
-            <w:tcW w:w="1993" w:type="dxa"/>
+            <w:tcW w:w="1992" w:type="dxa"/>
             <w:tcBorders>
               <w:left w:val="single" w:sz="4" w:space="0" w:color="000000"/>
               <w:bottom w:val="single" w:sz="4" w:space="0" w:color="000000"/>
@@ -1403,7 +1403,7 @@
         </w:tc>
         <w:tc>
           <w:tcPr>
-            <w:tcW w:w="1996" w:type="dxa"/>
+            <w:tcW w:w="1997" w:type="dxa"/>
             <w:tcBorders>
               <w:left w:val="single" w:sz="4" w:space="0" w:color="000000"/>
               <w:bottom w:val="single" w:sz="4" w:space="0" w:color="000000"/>
@@ -1447,7 +1447,7 @@
         </w:tc>
         <w:tc>
           <w:tcPr>
-            <w:tcW w:w="1993" w:type="dxa"/>
+            <w:tcW w:w="1992" w:type="dxa"/>
             <w:tcBorders>
               <w:left w:val="single" w:sz="4" w:space="0" w:color="000000"/>
               <w:bottom w:val="single" w:sz="4" w:space="0" w:color="000000"/>
@@ -1467,7 +1467,7 @@
         </w:tc>
         <w:tc>
           <w:tcPr>
-            <w:tcW w:w="1996" w:type="dxa"/>
+            <w:tcW w:w="1997" w:type="dxa"/>
             <w:tcBorders>
               <w:left w:val="single" w:sz="4" w:space="0" w:color="000000"/>
               <w:bottom w:val="single" w:sz="4" w:space="0" w:color="000000"/>
@@ -1487,7 +1487,7 @@
         </w:tc>
         <w:tc>
           <w:tcPr>
-            <w:tcW w:w="1993" w:type="dxa"/>
+            <w:tcW w:w="1992" w:type="dxa"/>
             <w:tcBorders>
               <w:left w:val="single" w:sz="4" w:space="0" w:color="000000"/>
               <w:bottom w:val="single" w:sz="4" w:space="0" w:color="000000"/>
@@ -1507,7 +1507,7 @@
         </w:tc>
         <w:tc>
           <w:tcPr>
-            <w:tcW w:w="1996" w:type="dxa"/>
+            <w:tcW w:w="1997" w:type="dxa"/>
             <w:tcBorders>
               <w:left w:val="single" w:sz="4" w:space="0" w:color="000000"/>
               <w:bottom w:val="single" w:sz="4" w:space="0" w:color="000000"/>
@@ -1551,7 +1551,7 @@
         </w:tc>
         <w:tc>
           <w:tcPr>
-            <w:tcW w:w="1993" w:type="dxa"/>
+            <w:tcW w:w="1992" w:type="dxa"/>
             <w:tcBorders>
               <w:left w:val="single" w:sz="4" w:space="0" w:color="000000"/>
               <w:bottom w:val="single" w:sz="4" w:space="0" w:color="000000"/>
@@ -1571,7 +1571,7 @@
         </w:tc>
         <w:tc>
           <w:tcPr>
-            <w:tcW w:w="1996" w:type="dxa"/>
+            <w:tcW w:w="1997" w:type="dxa"/>
             <w:tcBorders>
               <w:left w:val="single" w:sz="4" w:space="0" w:color="000000"/>
               <w:bottom w:val="single" w:sz="4" w:space="0" w:color="000000"/>
@@ -1591,7 +1591,7 @@
         </w:tc>
         <w:tc>
           <w:tcPr>
-            <w:tcW w:w="1993" w:type="dxa"/>
+            <w:tcW w:w="1992" w:type="dxa"/>
             <w:tcBorders>
               <w:left w:val="single" w:sz="4" w:space="0" w:color="000000"/>
               <w:bottom w:val="single" w:sz="4" w:space="0" w:color="000000"/>
@@ -1611,7 +1611,7 @@
         </w:tc>
         <w:tc>
           <w:tcPr>
-            <w:tcW w:w="1996" w:type="dxa"/>
+            <w:tcW w:w="1997" w:type="dxa"/>
             <w:tcBorders>
               <w:left w:val="single" w:sz="4" w:space="0" w:color="000000"/>
               <w:bottom w:val="single" w:sz="4" w:space="0" w:color="000000"/>
@@ -1656,7 +1656,7 @@
         </w:tc>
         <w:tc>
           <w:tcPr>
-            <w:tcW w:w="1993" w:type="dxa"/>
+            <w:tcW w:w="1992" w:type="dxa"/>
             <w:tcBorders>
               <w:top w:val="single" w:sz="4" w:space="0" w:color="000000"/>
               <w:left w:val="single" w:sz="4" w:space="0" w:color="000000"/>
@@ -1677,7 +1677,7 @@
         </w:tc>
         <w:tc>
           <w:tcPr>
-            <w:tcW w:w="1996" w:type="dxa"/>
+            <w:tcW w:w="1997" w:type="dxa"/>
             <w:tcBorders>
               <w:top w:val="single" w:sz="4" w:space="0" w:color="000000"/>
               <w:left w:val="single" w:sz="4" w:space="0" w:color="000000"/>
@@ -1698,7 +1698,7 @@
         </w:tc>
         <w:tc>
           <w:tcPr>
-            <w:tcW w:w="1993" w:type="dxa"/>
+            <w:tcW w:w="1992" w:type="dxa"/>
             <w:tcBorders>
               <w:top w:val="single" w:sz="4" w:space="0" w:color="000000"/>
               <w:left w:val="single" w:sz="4" w:space="0" w:color="000000"/>
@@ -1719,7 +1719,7 @@
         </w:tc>
         <w:tc>
           <w:tcPr>
-            <w:tcW w:w="1996" w:type="dxa"/>
+            <w:tcW w:w="1997" w:type="dxa"/>
             <w:tcBorders>
               <w:top w:val="single" w:sz="4" w:space="0" w:color="000000"/>
               <w:left w:val="single" w:sz="4" w:space="0" w:color="000000"/>
@@ -1764,7 +1764,7 @@
         </w:tc>
         <w:tc>
           <w:tcPr>
-            <w:tcW w:w="1993" w:type="dxa"/>
+            <w:tcW w:w="1992" w:type="dxa"/>
             <w:tcBorders>
               <w:left w:val="single" w:sz="4" w:space="0" w:color="000000"/>
               <w:bottom w:val="single" w:sz="4" w:space="0" w:color="000000"/>
@@ -1784,7 +1784,7 @@
         </w:tc>
         <w:tc>
           <w:tcPr>
-            <w:tcW w:w="1996" w:type="dxa"/>
+            <w:tcW w:w="1997" w:type="dxa"/>
             <w:tcBorders>
               <w:left w:val="single" w:sz="4" w:space="0" w:color="000000"/>
               <w:bottom w:val="single" w:sz="4" w:space="0" w:color="000000"/>
@@ -1804,7 +1804,7 @@
         </w:tc>
         <w:tc>
           <w:tcPr>
-            <w:tcW w:w="1993" w:type="dxa"/>
+            <w:tcW w:w="1992" w:type="dxa"/>
             <w:tcBorders>
               <w:left w:val="single" w:sz="4" w:space="0" w:color="000000"/>
               <w:bottom w:val="single" w:sz="4" w:space="0" w:color="000000"/>
@@ -1824,7 +1824,7 @@
         </w:tc>
         <w:tc>
           <w:tcPr>
-            <w:tcW w:w="1996" w:type="dxa"/>
+            <w:tcW w:w="1997" w:type="dxa"/>
             <w:tcBorders>
               <w:left w:val="single" w:sz="4" w:space="0" w:color="000000"/>
               <w:bottom w:val="single" w:sz="4" w:space="0" w:color="000000"/>
@@ -1867,7 +1867,7 @@
         </w:tc>
         <w:tc>
           <w:tcPr>
-            <w:tcW w:w="1993" w:type="dxa"/>
+            <w:tcW w:w="1992" w:type="dxa"/>
             <w:tcBorders>
               <w:left w:val="single" w:sz="4" w:space="0" w:color="000000"/>
               <w:bottom w:val="single" w:sz="4" w:space="0" w:color="000000"/>
@@ -1887,7 +1887,7 @@
         </w:tc>
         <w:tc>
           <w:tcPr>
-            <w:tcW w:w="1996" w:type="dxa"/>
+            <w:tcW w:w="1997" w:type="dxa"/>
             <w:tcBorders>
               <w:left w:val="single" w:sz="4" w:space="0" w:color="000000"/>
               <w:bottom w:val="single" w:sz="4" w:space="0" w:color="000000"/>
@@ -1907,7 +1907,7 @@
         </w:tc>
         <w:tc>
           <w:tcPr>
-            <w:tcW w:w="1993" w:type="dxa"/>
+            <w:tcW w:w="1992" w:type="dxa"/>
             <w:tcBorders>
               <w:left w:val="single" w:sz="4" w:space="0" w:color="000000"/>
               <w:bottom w:val="single" w:sz="4" w:space="0" w:color="000000"/>
@@ -1927,7 +1927,7 @@
         </w:tc>
         <w:tc>
           <w:tcPr>
-            <w:tcW w:w="1996" w:type="dxa"/>
+            <w:tcW w:w="1997" w:type="dxa"/>
             <w:tcBorders>
               <w:left w:val="single" w:sz="4" w:space="0" w:color="000000"/>
               <w:bottom w:val="single" w:sz="4" w:space="0" w:color="000000"/>
@@ -1970,7 +1970,7 @@
         </w:tc>
         <w:tc>
           <w:tcPr>
-            <w:tcW w:w="1993" w:type="dxa"/>
+            <w:tcW w:w="1992" w:type="dxa"/>
             <w:tcBorders>
               <w:left w:val="single" w:sz="4" w:space="0" w:color="000000"/>
               <w:bottom w:val="single" w:sz="4" w:space="0" w:color="000000"/>
@@ -1990,7 +1990,7 @@
         </w:tc>
         <w:tc>
           <w:tcPr>
-            <w:tcW w:w="1996" w:type="dxa"/>
+            <w:tcW w:w="1997" w:type="dxa"/>
             <w:tcBorders>
               <w:left w:val="single" w:sz="4" w:space="0" w:color="000000"/>
               <w:bottom w:val="single" w:sz="4" w:space="0" w:color="000000"/>
@@ -2010,7 +2010,7 @@
         </w:tc>
         <w:tc>
           <w:tcPr>
-            <w:tcW w:w="1993" w:type="dxa"/>
+            <w:tcW w:w="1992" w:type="dxa"/>
             <w:tcBorders>
               <w:left w:val="single" w:sz="4" w:space="0" w:color="000000"/>
               <w:bottom w:val="single" w:sz="4" w:space="0" w:color="000000"/>
@@ -2030,7 +2030,7 @@
         </w:tc>
         <w:tc>
           <w:tcPr>
-            <w:tcW w:w="1996" w:type="dxa"/>
+            <w:tcW w:w="1997" w:type="dxa"/>
             <w:tcBorders>
               <w:left w:val="single" w:sz="4" w:space="0" w:color="000000"/>
               <w:bottom w:val="single" w:sz="4" w:space="0" w:color="000000"/>
@@ -2073,7 +2073,7 @@
         </w:tc>
         <w:tc>
           <w:tcPr>
-            <w:tcW w:w="1993" w:type="dxa"/>
+            <w:tcW w:w="1992" w:type="dxa"/>
             <w:tcBorders>
               <w:left w:val="single" w:sz="4" w:space="0" w:color="000000"/>
               <w:bottom w:val="single" w:sz="4" w:space="0" w:color="000000"/>
@@ -2093,45 +2093,45 @@
         </w:tc>
         <w:tc>
           <w:tcPr>
-            <w:tcW w:w="1996" w:type="dxa"/>
-            <w:tcBorders>
-              <w:left w:val="single" w:sz="4" w:space="0" w:color="000000"/>
-              <w:bottom w:val="single" w:sz="4" w:space="0" w:color="000000"/>
-            </w:tcBorders>
-          </w:tcPr>
-          <w:p>
-            <w:pPr>
-              <w:pStyle w:val="TableContents"/>
-              <w:widowControl w:val="false"/>
-              <w:rPr/>
-            </w:pPr>
-            <w:r>
-              <w:rPr/>
-            </w:r>
-          </w:p>
-        </w:tc>
-        <w:tc>
-          <w:tcPr>
-            <w:tcW w:w="1993" w:type="dxa"/>
-            <w:tcBorders>
-              <w:left w:val="single" w:sz="4" w:space="0" w:color="000000"/>
-              <w:bottom w:val="single" w:sz="4" w:space="0" w:color="000000"/>
-            </w:tcBorders>
-          </w:tcPr>
-          <w:p>
-            <w:pPr>
-              <w:pStyle w:val="TableContents"/>
-              <w:widowControl w:val="false"/>
-              <w:rPr/>
-            </w:pPr>
-            <w:r>
-              <w:rPr/>
-            </w:r>
-          </w:p>
-        </w:tc>
-        <w:tc>
-          <w:tcPr>
-            <w:tcW w:w="1996" w:type="dxa"/>
+            <w:tcW w:w="1997" w:type="dxa"/>
+            <w:tcBorders>
+              <w:left w:val="single" w:sz="4" w:space="0" w:color="000000"/>
+              <w:bottom w:val="single" w:sz="4" w:space="0" w:color="000000"/>
+            </w:tcBorders>
+          </w:tcPr>
+          <w:p>
+            <w:pPr>
+              <w:pStyle w:val="TableContents"/>
+              <w:widowControl w:val="false"/>
+              <w:rPr/>
+            </w:pPr>
+            <w:r>
+              <w:rPr/>
+            </w:r>
+          </w:p>
+        </w:tc>
+        <w:tc>
+          <w:tcPr>
+            <w:tcW w:w="1992" w:type="dxa"/>
+            <w:tcBorders>
+              <w:left w:val="single" w:sz="4" w:space="0" w:color="000000"/>
+              <w:bottom w:val="single" w:sz="4" w:space="0" w:color="000000"/>
+            </w:tcBorders>
+          </w:tcPr>
+          <w:p>
+            <w:pPr>
+              <w:pStyle w:val="TableContents"/>
+              <w:widowControl w:val="false"/>
+              <w:rPr/>
+            </w:pPr>
+            <w:r>
+              <w:rPr/>
+            </w:r>
+          </w:p>
+        </w:tc>
+        <w:tc>
+          <w:tcPr>
+            <w:tcW w:w="1997" w:type="dxa"/>
             <w:tcBorders>
               <w:left w:val="single" w:sz="4" w:space="0" w:color="000000"/>
               <w:bottom w:val="single" w:sz="4" w:space="0" w:color="000000"/>
@@ -2174,7 +2174,7 @@
         </w:tc>
         <w:tc>
           <w:tcPr>
-            <w:tcW w:w="1993" w:type="dxa"/>
+            <w:tcW w:w="1992" w:type="dxa"/>
             <w:tcBorders>
               <w:left w:val="single" w:sz="4" w:space="0" w:color="000000"/>
               <w:bottom w:val="single" w:sz="4" w:space="0" w:color="000000"/>
@@ -2194,7 +2194,7 @@
         </w:tc>
         <w:tc>
           <w:tcPr>
-            <w:tcW w:w="1996" w:type="dxa"/>
+            <w:tcW w:w="1997" w:type="dxa"/>
             <w:tcBorders>
               <w:left w:val="single" w:sz="4" w:space="0" w:color="000000"/>
               <w:bottom w:val="single" w:sz="4" w:space="0" w:color="000000"/>
@@ -2214,7 +2214,7 @@
         </w:tc>
         <w:tc>
           <w:tcPr>
-            <w:tcW w:w="1993" w:type="dxa"/>
+            <w:tcW w:w="1992" w:type="dxa"/>
             <w:tcBorders>
               <w:left w:val="single" w:sz="4" w:space="0" w:color="000000"/>
               <w:bottom w:val="single" w:sz="4" w:space="0" w:color="000000"/>
@@ -2234,7 +2234,7 @@
         </w:tc>
         <w:tc>
           <w:tcPr>
-            <w:tcW w:w="1996" w:type="dxa"/>
+            <w:tcW w:w="1997" w:type="dxa"/>
             <w:tcBorders>
               <w:left w:val="single" w:sz="4" w:space="0" w:color="000000"/>
               <w:bottom w:val="single" w:sz="4" w:space="0" w:color="000000"/>
@@ -2277,7 +2277,7 @@
         </w:tc>
         <w:tc>
           <w:tcPr>
-            <w:tcW w:w="1993" w:type="dxa"/>
+            <w:tcW w:w="1992" w:type="dxa"/>
             <w:tcBorders>
               <w:left w:val="single" w:sz="4" w:space="0" w:color="000000"/>
               <w:bottom w:val="single" w:sz="4" w:space="0" w:color="000000"/>
@@ -2297,7 +2297,7 @@
         </w:tc>
         <w:tc>
           <w:tcPr>
-            <w:tcW w:w="1996" w:type="dxa"/>
+            <w:tcW w:w="1997" w:type="dxa"/>
             <w:tcBorders>
               <w:left w:val="single" w:sz="4" w:space="0" w:color="000000"/>
               <w:bottom w:val="single" w:sz="4" w:space="0" w:color="000000"/>
@@ -2317,7 +2317,7 @@
         </w:tc>
         <w:tc>
           <w:tcPr>
-            <w:tcW w:w="1993" w:type="dxa"/>
+            <w:tcW w:w="1992" w:type="dxa"/>
             <w:tcBorders>
               <w:left w:val="single" w:sz="4" w:space="0" w:color="000000"/>
               <w:bottom w:val="single" w:sz="4" w:space="0" w:color="000000"/>
@@ -2337,7 +2337,7 @@
         </w:tc>
         <w:tc>
           <w:tcPr>
-            <w:tcW w:w="1996" w:type="dxa"/>
+            <w:tcW w:w="1997" w:type="dxa"/>
             <w:tcBorders>
               <w:left w:val="single" w:sz="4" w:space="0" w:color="000000"/>
               <w:bottom w:val="single" w:sz="4" w:space="0" w:color="000000"/>
@@ -2381,7 +2381,7 @@
         </w:tc>
         <w:tc>
           <w:tcPr>
-            <w:tcW w:w="1993" w:type="dxa"/>
+            <w:tcW w:w="1992" w:type="dxa"/>
             <w:tcBorders>
               <w:left w:val="single" w:sz="4" w:space="0" w:color="000000"/>
               <w:bottom w:val="single" w:sz="4" w:space="0" w:color="000000"/>
@@ -2401,7 +2401,7 @@
         </w:tc>
         <w:tc>
           <w:tcPr>
-            <w:tcW w:w="1996" w:type="dxa"/>
+            <w:tcW w:w="1997" w:type="dxa"/>
             <w:tcBorders>
               <w:left w:val="single" w:sz="4" w:space="0" w:color="000000"/>
               <w:bottom w:val="single" w:sz="4" w:space="0" w:color="000000"/>
@@ -2421,7 +2421,7 @@
         </w:tc>
         <w:tc>
           <w:tcPr>
-            <w:tcW w:w="1993" w:type="dxa"/>
+            <w:tcW w:w="1992" w:type="dxa"/>
             <w:tcBorders>
               <w:left w:val="single" w:sz="4" w:space="0" w:color="000000"/>
               <w:bottom w:val="single" w:sz="4" w:space="0" w:color="000000"/>
@@ -2441,7 +2441,7 @@
         </w:tc>
         <w:tc>
           <w:tcPr>
-            <w:tcW w:w="1996" w:type="dxa"/>
+            <w:tcW w:w="1997" w:type="dxa"/>
             <w:tcBorders>
               <w:left w:val="single" w:sz="4" w:space="0" w:color="000000"/>
               <w:bottom w:val="single" w:sz="4" w:space="0" w:color="000000"/>
@@ -2484,7 +2484,7 @@
         </w:tc>
         <w:tc>
           <w:tcPr>
-            <w:tcW w:w="1993" w:type="dxa"/>
+            <w:tcW w:w="1992" w:type="dxa"/>
             <w:tcBorders>
               <w:left w:val="single" w:sz="4" w:space="0" w:color="000000"/>
               <w:bottom w:val="single" w:sz="4" w:space="0" w:color="000000"/>
@@ -2504,7 +2504,7 @@
         </w:tc>
         <w:tc>
           <w:tcPr>
-            <w:tcW w:w="1996" w:type="dxa"/>
+            <w:tcW w:w="1997" w:type="dxa"/>
             <w:tcBorders>
               <w:left w:val="single" w:sz="4" w:space="0" w:color="000000"/>
               <w:bottom w:val="single" w:sz="4" w:space="0" w:color="000000"/>
@@ -2524,7 +2524,7 @@
         </w:tc>
         <w:tc>
           <w:tcPr>
-            <w:tcW w:w="1993" w:type="dxa"/>
+            <w:tcW w:w="1992" w:type="dxa"/>
             <w:tcBorders>
               <w:left w:val="single" w:sz="4" w:space="0" w:color="000000"/>
               <w:bottom w:val="single" w:sz="4" w:space="0" w:color="000000"/>
@@ -2544,7 +2544,7 @@
         </w:tc>
         <w:tc>
           <w:tcPr>
-            <w:tcW w:w="1996" w:type="dxa"/>
+            <w:tcW w:w="1997" w:type="dxa"/>
             <w:tcBorders>
               <w:left w:val="single" w:sz="4" w:space="0" w:color="000000"/>
               <w:bottom w:val="single" w:sz="4" w:space="0" w:color="000000"/>
@@ -2587,7 +2587,7 @@
         </w:tc>
         <w:tc>
           <w:tcPr>
-            <w:tcW w:w="1993" w:type="dxa"/>
+            <w:tcW w:w="1992" w:type="dxa"/>
             <w:tcBorders>
               <w:left w:val="single" w:sz="4" w:space="0" w:color="000000"/>
               <w:bottom w:val="single" w:sz="4" w:space="0" w:color="000000"/>
@@ -2607,45 +2607,45 @@
         </w:tc>
         <w:tc>
           <w:tcPr>
-            <w:tcW w:w="1996" w:type="dxa"/>
-            <w:tcBorders>
-              <w:left w:val="single" w:sz="4" w:space="0" w:color="000000"/>
-              <w:bottom w:val="single" w:sz="4" w:space="0" w:color="000000"/>
-            </w:tcBorders>
-          </w:tcPr>
-          <w:p>
-            <w:pPr>
-              <w:pStyle w:val="TableContents"/>
-              <w:widowControl w:val="false"/>
-              <w:rPr/>
-            </w:pPr>
-            <w:r>
-              <w:rPr/>
-            </w:r>
-          </w:p>
-        </w:tc>
-        <w:tc>
-          <w:tcPr>
-            <w:tcW w:w="1993" w:type="dxa"/>
-            <w:tcBorders>
-              <w:left w:val="single" w:sz="4" w:space="0" w:color="000000"/>
-              <w:bottom w:val="single" w:sz="4" w:space="0" w:color="000000"/>
-            </w:tcBorders>
-          </w:tcPr>
-          <w:p>
-            <w:pPr>
-              <w:pStyle w:val="TableContents"/>
-              <w:widowControl w:val="false"/>
-              <w:rPr/>
-            </w:pPr>
-            <w:r>
-              <w:rPr/>
-            </w:r>
-          </w:p>
-        </w:tc>
-        <w:tc>
-          <w:tcPr>
-            <w:tcW w:w="1996" w:type="dxa"/>
+            <w:tcW w:w="1997" w:type="dxa"/>
+            <w:tcBorders>
+              <w:left w:val="single" w:sz="4" w:space="0" w:color="000000"/>
+              <w:bottom w:val="single" w:sz="4" w:space="0" w:color="000000"/>
+            </w:tcBorders>
+          </w:tcPr>
+          <w:p>
+            <w:pPr>
+              <w:pStyle w:val="TableContents"/>
+              <w:widowControl w:val="false"/>
+              <w:rPr/>
+            </w:pPr>
+            <w:r>
+              <w:rPr/>
+            </w:r>
+          </w:p>
+        </w:tc>
+        <w:tc>
+          <w:tcPr>
+            <w:tcW w:w="1992" w:type="dxa"/>
+            <w:tcBorders>
+              <w:left w:val="single" w:sz="4" w:space="0" w:color="000000"/>
+              <w:bottom w:val="single" w:sz="4" w:space="0" w:color="000000"/>
+            </w:tcBorders>
+          </w:tcPr>
+          <w:p>
+            <w:pPr>
+              <w:pStyle w:val="TableContents"/>
+              <w:widowControl w:val="false"/>
+              <w:rPr/>
+            </w:pPr>
+            <w:r>
+              <w:rPr/>
+            </w:r>
+          </w:p>
+        </w:tc>
+        <w:tc>
+          <w:tcPr>
+            <w:tcW w:w="1997" w:type="dxa"/>
             <w:tcBorders>
               <w:left w:val="single" w:sz="4" w:space="0" w:color="000000"/>
               <w:bottom w:val="single" w:sz="4" w:space="0" w:color="000000"/>
@@ -2688,7 +2688,7 @@
         </w:tc>
         <w:tc>
           <w:tcPr>
-            <w:tcW w:w="1993" w:type="dxa"/>
+            <w:tcW w:w="1992" w:type="dxa"/>
             <w:tcBorders>
               <w:left w:val="single" w:sz="4" w:space="0" w:color="000000"/>
               <w:bottom w:val="single" w:sz="4" w:space="0" w:color="000000"/>
@@ -2708,7 +2708,7 @@
         </w:tc>
         <w:tc>
           <w:tcPr>
-            <w:tcW w:w="1996" w:type="dxa"/>
+            <w:tcW w:w="1997" w:type="dxa"/>
             <w:tcBorders>
               <w:left w:val="single" w:sz="4" w:space="0" w:color="000000"/>
               <w:bottom w:val="single" w:sz="4" w:space="0" w:color="000000"/>
@@ -2728,7 +2728,7 @@
         </w:tc>
         <w:tc>
           <w:tcPr>
-            <w:tcW w:w="1993" w:type="dxa"/>
+            <w:tcW w:w="1992" w:type="dxa"/>
             <w:tcBorders>
               <w:left w:val="single" w:sz="4" w:space="0" w:color="000000"/>
               <w:bottom w:val="single" w:sz="4" w:space="0" w:color="000000"/>
@@ -2748,7 +2748,7 @@
         </w:tc>
         <w:tc>
           <w:tcPr>
-            <w:tcW w:w="1996" w:type="dxa"/>
+            <w:tcW w:w="1997" w:type="dxa"/>
             <w:tcBorders>
               <w:left w:val="single" w:sz="4" w:space="0" w:color="000000"/>
               <w:bottom w:val="single" w:sz="4" w:space="0" w:color="000000"/>
@@ -2791,7 +2791,7 @@
         </w:tc>
         <w:tc>
           <w:tcPr>
-            <w:tcW w:w="1993" w:type="dxa"/>
+            <w:tcW w:w="1992" w:type="dxa"/>
             <w:tcBorders>
               <w:left w:val="single" w:sz="4" w:space="0" w:color="000000"/>
               <w:bottom w:val="single" w:sz="4" w:space="0" w:color="000000"/>
@@ -2811,7 +2811,7 @@
         </w:tc>
         <w:tc>
           <w:tcPr>
-            <w:tcW w:w="1996" w:type="dxa"/>
+            <w:tcW w:w="1997" w:type="dxa"/>
             <w:tcBorders>
               <w:left w:val="single" w:sz="4" w:space="0" w:color="000000"/>
               <w:bottom w:val="single" w:sz="4" w:space="0" w:color="000000"/>
@@ -2831,7 +2831,7 @@
         </w:tc>
         <w:tc>
           <w:tcPr>
-            <w:tcW w:w="1993" w:type="dxa"/>
+            <w:tcW w:w="1992" w:type="dxa"/>
             <w:tcBorders>
               <w:left w:val="single" w:sz="4" w:space="0" w:color="000000"/>
               <w:bottom w:val="single" w:sz="4" w:space="0" w:color="000000"/>
@@ -2851,7 +2851,7 @@
         </w:tc>
         <w:tc>
           <w:tcPr>
-            <w:tcW w:w="1996" w:type="dxa"/>
+            <w:tcW w:w="1997" w:type="dxa"/>
             <w:tcBorders>
               <w:left w:val="single" w:sz="4" w:space="0" w:color="000000"/>
               <w:bottom w:val="single" w:sz="4" w:space="0" w:color="000000"/>
@@ -2894,7 +2894,7 @@
         </w:tc>
         <w:tc>
           <w:tcPr>
-            <w:tcW w:w="1993" w:type="dxa"/>
+            <w:tcW w:w="1992" w:type="dxa"/>
             <w:tcBorders>
               <w:left w:val="single" w:sz="4" w:space="0" w:color="000000"/>
               <w:bottom w:val="single" w:sz="4" w:space="0" w:color="000000"/>
@@ -2914,7 +2914,7 @@
         </w:tc>
         <w:tc>
           <w:tcPr>
-            <w:tcW w:w="1996" w:type="dxa"/>
+            <w:tcW w:w="1997" w:type="dxa"/>
             <w:tcBorders>
               <w:left w:val="single" w:sz="4" w:space="0" w:color="000000"/>
               <w:bottom w:val="single" w:sz="4" w:space="0" w:color="000000"/>
@@ -2934,7 +2934,7 @@
         </w:tc>
         <w:tc>
           <w:tcPr>
-            <w:tcW w:w="1993" w:type="dxa"/>
+            <w:tcW w:w="1992" w:type="dxa"/>
             <w:tcBorders>
               <w:left w:val="single" w:sz="4" w:space="0" w:color="000000"/>
               <w:bottom w:val="single" w:sz="4" w:space="0" w:color="000000"/>
@@ -2954,7 +2954,7 @@
         </w:tc>
         <w:tc>
           <w:tcPr>
-            <w:tcW w:w="1996" w:type="dxa"/>
+            <w:tcW w:w="1997" w:type="dxa"/>
             <w:tcBorders>
               <w:left w:val="single" w:sz="4" w:space="0" w:color="000000"/>
               <w:bottom w:val="single" w:sz="4" w:space="0" w:color="000000"/>
@@ -3168,7 +3168,11 @@
         </w:rPr>
       </w:pPr>
       <w:r>
-        <w:rPr/>
+        <w:rPr>
+          <w:b w:val="false"/>
+          <w:bCs w:val="false"/>
+          <w:sz w:val="36"/>
+        </w:rPr>
       </w:r>
     </w:p>
     <w:p>
@@ -3183,7 +3187,11 @@
         </w:rPr>
       </w:pPr>
       <w:r>
-        <w:rPr/>
+        <w:rPr>
+          <w:b w:val="false"/>
+          <w:bCs w:val="false"/>
+          <w:sz w:val="36"/>
+        </w:rPr>
       </w:r>
     </w:p>
     <w:p>
@@ -3198,7 +3206,11 @@
         </w:rPr>
       </w:pPr>
       <w:r>
-        <w:rPr/>
+        <w:rPr>
+          <w:b w:val="false"/>
+          <w:bCs w:val="false"/>
+          <w:sz w:val="36"/>
+        </w:rPr>
       </w:r>
     </w:p>
     <w:p>
@@ -3213,7 +3225,11 @@
         </w:rPr>
       </w:pPr>
       <w:r>
-        <w:rPr/>
+        <w:rPr>
+          <w:b w:val="false"/>
+          <w:bCs w:val="false"/>
+          <w:sz w:val="36"/>
+        </w:rPr>
       </w:r>
     </w:p>
     <w:p>
@@ -3228,7 +3244,11 @@
         </w:rPr>
       </w:pPr>
       <w:r>
-        <w:rPr/>
+        <w:rPr>
+          <w:b w:val="false"/>
+          <w:bCs w:val="false"/>
+          <w:sz w:val="36"/>
+        </w:rPr>
       </w:r>
     </w:p>
     <w:p>
@@ -3243,7 +3263,11 @@
         </w:rPr>
       </w:pPr>
       <w:r>
-        <w:rPr/>
+        <w:rPr>
+          <w:b w:val="false"/>
+          <w:bCs w:val="false"/>
+          <w:sz w:val="36"/>
+        </w:rPr>
       </w:r>
     </w:p>
     <w:p>
@@ -3258,7 +3282,11 @@
         </w:rPr>
       </w:pPr>
       <w:r>
-        <w:rPr/>
+        <w:rPr>
+          <w:b w:val="false"/>
+          <w:bCs w:val="false"/>
+          <w:sz w:val="36"/>
+        </w:rPr>
       </w:r>
     </w:p>
     <w:p>
@@ -3273,7 +3301,11 @@
         </w:rPr>
       </w:pPr>
       <w:r>
-        <w:rPr/>
+        <w:rPr>
+          <w:b w:val="false"/>
+          <w:bCs w:val="false"/>
+          <w:sz w:val="36"/>
+        </w:rPr>
       </w:r>
     </w:p>
     <w:p>
@@ -3288,7 +3320,11 @@
         </w:rPr>
       </w:pPr>
       <w:r>
-        <w:rPr/>
+        <w:rPr>
+          <w:b w:val="false"/>
+          <w:bCs w:val="false"/>
+          <w:sz w:val="36"/>
+        </w:rPr>
       </w:r>
     </w:p>
     <w:p>
@@ -3303,7 +3339,11 @@
         </w:rPr>
       </w:pPr>
       <w:r>
-        <w:rPr/>
+        <w:rPr>
+          <w:b w:val="false"/>
+          <w:bCs w:val="false"/>
+          <w:sz w:val="36"/>
+        </w:rPr>
       </w:r>
     </w:p>
     <w:p>
@@ -3318,7 +3358,11 @@
         </w:rPr>
       </w:pPr>
       <w:r>
-        <w:rPr/>
+        <w:rPr>
+          <w:b w:val="false"/>
+          <w:bCs w:val="false"/>
+          <w:sz w:val="36"/>
+        </w:rPr>
       </w:r>
     </w:p>
     <w:p>
@@ -3333,7 +3377,11 @@
         </w:rPr>
       </w:pPr>
       <w:r>
-        <w:rPr/>
+        <w:rPr>
+          <w:b w:val="false"/>
+          <w:bCs w:val="false"/>
+          <w:sz w:val="36"/>
+        </w:rPr>
       </w:r>
     </w:p>
     <w:p>
@@ -3348,7 +3396,11 @@
         </w:rPr>
       </w:pPr>
       <w:r>
-        <w:rPr/>
+        <w:rPr>
+          <w:b w:val="false"/>
+          <w:bCs w:val="false"/>
+          <w:sz w:val="36"/>
+        </w:rPr>
       </w:r>
     </w:p>
     <w:p>
@@ -3363,7 +3415,11 @@
         </w:rPr>
       </w:pPr>
       <w:r>
-        <w:rPr/>
+        <w:rPr>
+          <w:b w:val="false"/>
+          <w:bCs w:val="false"/>
+          <w:sz w:val="36"/>
+        </w:rPr>
       </w:r>
     </w:p>
     <w:p>
@@ -3378,7 +3434,11 @@
         </w:rPr>
       </w:pPr>
       <w:r>
-        <w:rPr/>
+        <w:rPr>
+          <w:b w:val="false"/>
+          <w:bCs w:val="false"/>
+          <w:sz w:val="36"/>
+        </w:rPr>
       </w:r>
     </w:p>
     <w:p>
@@ -3393,7 +3453,11 @@
         </w:rPr>
       </w:pPr>
       <w:r>
-        <w:rPr/>
+        <w:rPr>
+          <w:b w:val="false"/>
+          <w:bCs w:val="false"/>
+          <w:sz w:val="36"/>
+        </w:rPr>
       </w:r>
     </w:p>
     <w:p>
@@ -3408,7 +3472,11 @@
         </w:rPr>
       </w:pPr>
       <w:r>
-        <w:rPr/>
+        <w:rPr>
+          <w:b w:val="false"/>
+          <w:bCs w:val="false"/>
+          <w:sz w:val="36"/>
+        </w:rPr>
       </w:r>
     </w:p>
     <w:p>
@@ -3711,11 +3779,11 @@
       </w:tblPr>
       <w:tblGrid>
         <w:gridCol w:w="1661"/>
+        <w:gridCol w:w="1662"/>
+        <w:gridCol w:w="1662"/>
         <w:gridCol w:w="1663"/>
         <w:gridCol w:w="1661"/>
-        <w:gridCol w:w="1663"/>
-        <w:gridCol w:w="1661"/>
-        <w:gridCol w:w="1663"/>
+        <w:gridCol w:w="1662"/>
       </w:tblGrid>
       <w:tr>
         <w:trPr/>
@@ -3731,6 +3799,7 @@
           <w:p>
             <w:pPr>
               <w:pStyle w:val="TableContents"/>
+              <w:widowControl w:val="false"/>
               <w:rPr/>
             </w:pPr>
             <w:r>
@@ -3747,7 +3816,7 @@
         </w:tc>
         <w:tc>
           <w:tcPr>
-            <w:tcW w:w="1663" w:type="dxa"/>
+            <w:tcW w:w="1662" w:type="dxa"/>
             <w:tcBorders>
               <w:top w:val="single" w:sz="4" w:space="0" w:color="000000"/>
               <w:left w:val="single" w:sz="4" w:space="0" w:color="000000"/>
@@ -3757,6 +3826,7 @@
           <w:p>
             <w:pPr>
               <w:pStyle w:val="TableContents"/>
+              <w:widowControl w:val="false"/>
               <w:rPr/>
             </w:pPr>
             <w:r>
@@ -3773,7 +3843,7 @@
         </w:tc>
         <w:tc>
           <w:tcPr>
-            <w:tcW w:w="1661" w:type="dxa"/>
+            <w:tcW w:w="1662" w:type="dxa"/>
             <w:tcBorders>
               <w:top w:val="single" w:sz="4" w:space="0" w:color="000000"/>
               <w:left w:val="single" w:sz="4" w:space="0" w:color="000000"/>
@@ -3783,6 +3853,7 @@
           <w:p>
             <w:pPr>
               <w:pStyle w:val="TableContents"/>
+              <w:widowControl w:val="false"/>
               <w:rPr/>
             </w:pPr>
             <w:r>
@@ -3803,6 +3874,7 @@
           <w:p>
             <w:pPr>
               <w:pStyle w:val="TableContents"/>
+              <w:widowControl w:val="false"/>
               <w:rPr/>
             </w:pPr>
             <w:r>
@@ -3829,6 +3901,7 @@
           <w:p>
             <w:pPr>
               <w:pStyle w:val="TableContents"/>
+              <w:widowControl w:val="false"/>
               <w:rPr/>
             </w:pPr>
             <w:r>
@@ -3845,7 +3918,7 @@
         </w:tc>
         <w:tc>
           <w:tcPr>
-            <w:tcW w:w="1663" w:type="dxa"/>
+            <w:tcW w:w="1662" w:type="dxa"/>
             <w:tcBorders>
               <w:top w:val="single" w:sz="4" w:space="0" w:color="000000"/>
               <w:left w:val="single" w:sz="4" w:space="0" w:color="000000"/>
@@ -3856,6 +3929,7 @@
           <w:p>
             <w:pPr>
               <w:pStyle w:val="TableContents"/>
+              <w:widowControl w:val="false"/>
               <w:rPr/>
             </w:pPr>
             <w:r>
@@ -3878,6 +3952,7 @@
           <w:p>
             <w:pPr>
               <w:pStyle w:val="TableContents"/>
+              <w:widowControl w:val="false"/>
               <w:rPr/>
             </w:pPr>
             <w:r>
@@ -3888,6 +3963,46 @@
         </w:tc>
         <w:tc>
           <w:tcPr>
+            <w:tcW w:w="1662" w:type="dxa"/>
+            <w:tcBorders>
+              <w:left w:val="single" w:sz="4" w:space="0" w:color="000000"/>
+              <w:bottom w:val="single" w:sz="4" w:space="0" w:color="000000"/>
+            </w:tcBorders>
+          </w:tcPr>
+          <w:p>
+            <w:pPr>
+              <w:pStyle w:val="TableContents"/>
+              <w:widowControl w:val="false"/>
+              <w:rPr/>
+            </w:pPr>
+            <w:r>
+              <w:rPr/>
+              <w:t>0</w:t>
+            </w:r>
+          </w:p>
+        </w:tc>
+        <w:tc>
+          <w:tcPr>
+            <w:tcW w:w="1662" w:type="dxa"/>
+            <w:tcBorders>
+              <w:left w:val="single" w:sz="4" w:space="0" w:color="000000"/>
+              <w:bottom w:val="single" w:sz="4" w:space="0" w:color="000000"/>
+            </w:tcBorders>
+          </w:tcPr>
+          <w:p>
+            <w:pPr>
+              <w:pStyle w:val="TableContents"/>
+              <w:widowControl w:val="false"/>
+              <w:rPr/>
+            </w:pPr>
+            <w:r>
+              <w:rPr/>
+              <w:t>0</w:t>
+            </w:r>
+          </w:p>
+        </w:tc>
+        <w:tc>
+          <w:tcPr>
             <w:tcW w:w="1663" w:type="dxa"/>
             <w:tcBorders>
               <w:left w:val="single" w:sz="4" w:space="0" w:color="000000"/>
@@ -3897,6 +4012,7 @@
           <w:p>
             <w:pPr>
               <w:pStyle w:val="TableContents"/>
+              <w:widowControl w:val="false"/>
               <w:rPr/>
             </w:pPr>
             <w:r>
@@ -3916,6 +4032,7 @@
           <w:p>
             <w:pPr>
               <w:pStyle w:val="TableContents"/>
+              <w:widowControl w:val="false"/>
               <w:rPr/>
             </w:pPr>
             <w:r>
@@ -3926,45 +4043,7 @@
         </w:tc>
         <w:tc>
           <w:tcPr>
-            <w:tcW w:w="1663" w:type="dxa"/>
-            <w:tcBorders>
-              <w:left w:val="single" w:sz="4" w:space="0" w:color="000000"/>
-              <w:bottom w:val="single" w:sz="4" w:space="0" w:color="000000"/>
-            </w:tcBorders>
-          </w:tcPr>
-          <w:p>
-            <w:pPr>
-              <w:pStyle w:val="TableContents"/>
-              <w:rPr/>
-            </w:pPr>
-            <w:r>
-              <w:rPr/>
-              <w:t>0</w:t>
-            </w:r>
-          </w:p>
-        </w:tc>
-        <w:tc>
-          <w:tcPr>
-            <w:tcW w:w="1661" w:type="dxa"/>
-            <w:tcBorders>
-              <w:left w:val="single" w:sz="4" w:space="0" w:color="000000"/>
-              <w:bottom w:val="single" w:sz="4" w:space="0" w:color="000000"/>
-            </w:tcBorders>
-          </w:tcPr>
-          <w:p>
-            <w:pPr>
-              <w:pStyle w:val="TableContents"/>
-              <w:rPr/>
-            </w:pPr>
-            <w:r>
-              <w:rPr/>
-              <w:t>0</w:t>
-            </w:r>
-          </w:p>
-        </w:tc>
-        <w:tc>
-          <w:tcPr>
-            <w:tcW w:w="1663" w:type="dxa"/>
+            <w:tcW w:w="1662" w:type="dxa"/>
             <w:tcBorders>
               <w:left w:val="single" w:sz="4" w:space="0" w:color="000000"/>
               <w:bottom w:val="single" w:sz="4" w:space="0" w:color="000000"/>
@@ -3974,6 +4053,7 @@
           <w:p>
             <w:pPr>
               <w:pStyle w:val="TableContents"/>
+              <w:widowControl w:val="false"/>
               <w:rPr/>
             </w:pPr>
             <w:r>
@@ -3996,6 +4076,7 @@
           <w:p>
             <w:pPr>
               <w:pStyle w:val="TableContents"/>
+              <w:widowControl w:val="false"/>
               <w:rPr/>
             </w:pPr>
             <w:r>
@@ -4006,6 +4087,46 @@
         </w:tc>
         <w:tc>
           <w:tcPr>
+            <w:tcW w:w="1662" w:type="dxa"/>
+            <w:tcBorders>
+              <w:left w:val="single" w:sz="4" w:space="0" w:color="000000"/>
+              <w:bottom w:val="single" w:sz="4" w:space="0" w:color="000000"/>
+            </w:tcBorders>
+          </w:tcPr>
+          <w:p>
+            <w:pPr>
+              <w:pStyle w:val="TableContents"/>
+              <w:widowControl w:val="false"/>
+              <w:rPr/>
+            </w:pPr>
+            <w:r>
+              <w:rPr/>
+              <w:t>0</w:t>
+            </w:r>
+          </w:p>
+        </w:tc>
+        <w:tc>
+          <w:tcPr>
+            <w:tcW w:w="1662" w:type="dxa"/>
+            <w:tcBorders>
+              <w:left w:val="single" w:sz="4" w:space="0" w:color="000000"/>
+              <w:bottom w:val="single" w:sz="4" w:space="0" w:color="000000"/>
+            </w:tcBorders>
+          </w:tcPr>
+          <w:p>
+            <w:pPr>
+              <w:pStyle w:val="TableContents"/>
+              <w:widowControl w:val="false"/>
+              <w:rPr/>
+            </w:pPr>
+            <w:r>
+              <w:rPr/>
+              <w:t>1</w:t>
+            </w:r>
+          </w:p>
+        </w:tc>
+        <w:tc>
+          <w:tcPr>
             <w:tcW w:w="1663" w:type="dxa"/>
             <w:tcBorders>
               <w:left w:val="single" w:sz="4" w:space="0" w:color="000000"/>
@@ -4015,6 +4136,7 @@
           <w:p>
             <w:pPr>
               <w:pStyle w:val="TableContents"/>
+              <w:widowControl w:val="false"/>
               <w:rPr/>
             </w:pPr>
             <w:r>
@@ -4034,6 +4156,7 @@
           <w:p>
             <w:pPr>
               <w:pStyle w:val="TableContents"/>
+              <w:widowControl w:val="false"/>
               <w:rPr/>
             </w:pPr>
             <w:r>
@@ -4044,45 +4167,7 @@
         </w:tc>
         <w:tc>
           <w:tcPr>
-            <w:tcW w:w="1663" w:type="dxa"/>
-            <w:tcBorders>
-              <w:left w:val="single" w:sz="4" w:space="0" w:color="000000"/>
-              <w:bottom w:val="single" w:sz="4" w:space="0" w:color="000000"/>
-            </w:tcBorders>
-          </w:tcPr>
-          <w:p>
-            <w:pPr>
-              <w:pStyle w:val="TableContents"/>
-              <w:rPr/>
-            </w:pPr>
-            <w:r>
-              <w:rPr/>
-              <w:t>0</w:t>
-            </w:r>
-          </w:p>
-        </w:tc>
-        <w:tc>
-          <w:tcPr>
-            <w:tcW w:w="1661" w:type="dxa"/>
-            <w:tcBorders>
-              <w:left w:val="single" w:sz="4" w:space="0" w:color="000000"/>
-              <w:bottom w:val="single" w:sz="4" w:space="0" w:color="000000"/>
-            </w:tcBorders>
-          </w:tcPr>
-          <w:p>
-            <w:pPr>
-              <w:pStyle w:val="TableContents"/>
-              <w:rPr/>
-            </w:pPr>
-            <w:r>
-              <w:rPr/>
-              <w:t>1</w:t>
-            </w:r>
-          </w:p>
-        </w:tc>
-        <w:tc>
-          <w:tcPr>
-            <w:tcW w:w="1663" w:type="dxa"/>
+            <w:tcW w:w="1662" w:type="dxa"/>
             <w:tcBorders>
               <w:left w:val="single" w:sz="4" w:space="0" w:color="000000"/>
               <w:bottom w:val="single" w:sz="4" w:space="0" w:color="000000"/>
@@ -4092,6 +4177,7 @@
           <w:p>
             <w:pPr>
               <w:pStyle w:val="TableContents"/>
+              <w:widowControl w:val="false"/>
               <w:rPr/>
             </w:pPr>
             <w:r>
@@ -4114,6 +4200,7 @@
           <w:p>
             <w:pPr>
               <w:pStyle w:val="TableContents"/>
+              <w:widowControl w:val="false"/>
               <w:rPr/>
             </w:pPr>
             <w:r>
@@ -4124,6 +4211,46 @@
         </w:tc>
         <w:tc>
           <w:tcPr>
+            <w:tcW w:w="1662" w:type="dxa"/>
+            <w:tcBorders>
+              <w:left w:val="single" w:sz="4" w:space="0" w:color="000000"/>
+              <w:bottom w:val="single" w:sz="4" w:space="0" w:color="000000"/>
+            </w:tcBorders>
+          </w:tcPr>
+          <w:p>
+            <w:pPr>
+              <w:pStyle w:val="TableContents"/>
+              <w:widowControl w:val="false"/>
+              <w:rPr/>
+            </w:pPr>
+            <w:r>
+              <w:rPr/>
+              <w:t>1</w:t>
+            </w:r>
+          </w:p>
+        </w:tc>
+        <w:tc>
+          <w:tcPr>
+            <w:tcW w:w="1662" w:type="dxa"/>
+            <w:tcBorders>
+              <w:left w:val="single" w:sz="4" w:space="0" w:color="000000"/>
+              <w:bottom w:val="single" w:sz="4" w:space="0" w:color="000000"/>
+            </w:tcBorders>
+          </w:tcPr>
+          <w:p>
+            <w:pPr>
+              <w:pStyle w:val="TableContents"/>
+              <w:widowControl w:val="false"/>
+              <w:rPr/>
+            </w:pPr>
+            <w:r>
+              <w:rPr/>
+              <w:t>0</w:t>
+            </w:r>
+          </w:p>
+        </w:tc>
+        <w:tc>
+          <w:tcPr>
             <w:tcW w:w="1663" w:type="dxa"/>
             <w:tcBorders>
               <w:left w:val="single" w:sz="4" w:space="0" w:color="000000"/>
@@ -4133,11 +4260,12 @@
           <w:p>
             <w:pPr>
               <w:pStyle w:val="TableContents"/>
-              <w:rPr/>
-            </w:pPr>
-            <w:r>
-              <w:rPr/>
-              <w:t>1</w:t>
+              <w:widowControl w:val="false"/>
+              <w:rPr/>
+            </w:pPr>
+            <w:r>
+              <w:rPr/>
+              <w:t>0</w:t>
             </w:r>
           </w:p>
         </w:tc>
@@ -4152,6 +4280,7 @@
           <w:p>
             <w:pPr>
               <w:pStyle w:val="TableContents"/>
+              <w:widowControl w:val="false"/>
               <w:rPr/>
             </w:pPr>
             <w:r>
@@ -4162,45 +4291,7 @@
         </w:tc>
         <w:tc>
           <w:tcPr>
-            <w:tcW w:w="1663" w:type="dxa"/>
-            <w:tcBorders>
-              <w:left w:val="single" w:sz="4" w:space="0" w:color="000000"/>
-              <w:bottom w:val="single" w:sz="4" w:space="0" w:color="000000"/>
-            </w:tcBorders>
-          </w:tcPr>
-          <w:p>
-            <w:pPr>
-              <w:pStyle w:val="TableContents"/>
-              <w:rPr/>
-            </w:pPr>
-            <w:r>
-              <w:rPr/>
-              <w:t>0</w:t>
-            </w:r>
-          </w:p>
-        </w:tc>
-        <w:tc>
-          <w:tcPr>
-            <w:tcW w:w="1661" w:type="dxa"/>
-            <w:tcBorders>
-              <w:left w:val="single" w:sz="4" w:space="0" w:color="000000"/>
-              <w:bottom w:val="single" w:sz="4" w:space="0" w:color="000000"/>
-            </w:tcBorders>
-          </w:tcPr>
-          <w:p>
-            <w:pPr>
-              <w:pStyle w:val="TableContents"/>
-              <w:rPr/>
-            </w:pPr>
-            <w:r>
-              <w:rPr/>
-              <w:t>0</w:t>
-            </w:r>
-          </w:p>
-        </w:tc>
-        <w:tc>
-          <w:tcPr>
-            <w:tcW w:w="1663" w:type="dxa"/>
+            <w:tcW w:w="1662" w:type="dxa"/>
             <w:tcBorders>
               <w:left w:val="single" w:sz="4" w:space="0" w:color="000000"/>
               <w:bottom w:val="single" w:sz="4" w:space="0" w:color="000000"/>
@@ -4210,6 +4301,7 @@
           <w:p>
             <w:pPr>
               <w:pStyle w:val="TableContents"/>
+              <w:widowControl w:val="false"/>
               <w:rPr/>
             </w:pPr>
             <w:r>
@@ -4232,6 +4324,7 @@
           <w:p>
             <w:pPr>
               <w:pStyle w:val="TableContents"/>
+              <w:widowControl w:val="false"/>
               <w:rPr/>
             </w:pPr>
             <w:r>
@@ -4242,6 +4335,46 @@
         </w:tc>
         <w:tc>
           <w:tcPr>
+            <w:tcW w:w="1662" w:type="dxa"/>
+            <w:tcBorders>
+              <w:left w:val="single" w:sz="4" w:space="0" w:color="000000"/>
+              <w:bottom w:val="single" w:sz="4" w:space="0" w:color="000000"/>
+            </w:tcBorders>
+          </w:tcPr>
+          <w:p>
+            <w:pPr>
+              <w:pStyle w:val="TableContents"/>
+              <w:widowControl w:val="false"/>
+              <w:rPr/>
+            </w:pPr>
+            <w:r>
+              <w:rPr/>
+              <w:t>1</w:t>
+            </w:r>
+          </w:p>
+        </w:tc>
+        <w:tc>
+          <w:tcPr>
+            <w:tcW w:w="1662" w:type="dxa"/>
+            <w:tcBorders>
+              <w:left w:val="single" w:sz="4" w:space="0" w:color="000000"/>
+              <w:bottom w:val="single" w:sz="4" w:space="0" w:color="000000"/>
+            </w:tcBorders>
+          </w:tcPr>
+          <w:p>
+            <w:pPr>
+              <w:pStyle w:val="TableContents"/>
+              <w:widowControl w:val="false"/>
+              <w:rPr/>
+            </w:pPr>
+            <w:r>
+              <w:rPr/>
+              <w:t>1</w:t>
+            </w:r>
+          </w:p>
+        </w:tc>
+        <w:tc>
+          <w:tcPr>
             <w:tcW w:w="1663" w:type="dxa"/>
             <w:tcBorders>
               <w:left w:val="single" w:sz="4" w:space="0" w:color="000000"/>
@@ -4251,6 +4384,27 @@
           <w:p>
             <w:pPr>
               <w:pStyle w:val="TableContents"/>
+              <w:widowControl w:val="false"/>
+              <w:rPr/>
+            </w:pPr>
+            <w:r>
+              <w:rPr/>
+              <w:t>0</w:t>
+            </w:r>
+          </w:p>
+        </w:tc>
+        <w:tc>
+          <w:tcPr>
+            <w:tcW w:w="1661" w:type="dxa"/>
+            <w:tcBorders>
+              <w:left w:val="single" w:sz="4" w:space="0" w:color="000000"/>
+              <w:bottom w:val="single" w:sz="4" w:space="0" w:color="000000"/>
+            </w:tcBorders>
+          </w:tcPr>
+          <w:p>
+            <w:pPr>
+              <w:pStyle w:val="TableContents"/>
+              <w:widowControl w:val="false"/>
               <w:rPr/>
             </w:pPr>
             <w:r>
@@ -4261,64 +4415,7 @@
         </w:tc>
         <w:tc>
           <w:tcPr>
-            <w:tcW w:w="1661" w:type="dxa"/>
-            <w:tcBorders>
-              <w:left w:val="single" w:sz="4" w:space="0" w:color="000000"/>
-              <w:bottom w:val="single" w:sz="4" w:space="0" w:color="000000"/>
-            </w:tcBorders>
-          </w:tcPr>
-          <w:p>
-            <w:pPr>
-              <w:pStyle w:val="TableContents"/>
-              <w:rPr/>
-            </w:pPr>
-            <w:r>
-              <w:rPr/>
-              <w:t>1</w:t>
-            </w:r>
-          </w:p>
-        </w:tc>
-        <w:tc>
-          <w:tcPr>
-            <w:tcW w:w="1663" w:type="dxa"/>
-            <w:tcBorders>
-              <w:left w:val="single" w:sz="4" w:space="0" w:color="000000"/>
-              <w:bottom w:val="single" w:sz="4" w:space="0" w:color="000000"/>
-            </w:tcBorders>
-          </w:tcPr>
-          <w:p>
-            <w:pPr>
-              <w:pStyle w:val="TableContents"/>
-              <w:rPr/>
-            </w:pPr>
-            <w:r>
-              <w:rPr/>
-              <w:t>0</w:t>
-            </w:r>
-          </w:p>
-        </w:tc>
-        <w:tc>
-          <w:tcPr>
-            <w:tcW w:w="1661" w:type="dxa"/>
-            <w:tcBorders>
-              <w:left w:val="single" w:sz="4" w:space="0" w:color="000000"/>
-              <w:bottom w:val="single" w:sz="4" w:space="0" w:color="000000"/>
-            </w:tcBorders>
-          </w:tcPr>
-          <w:p>
-            <w:pPr>
-              <w:pStyle w:val="TableContents"/>
-              <w:rPr/>
-            </w:pPr>
-            <w:r>
-              <w:rPr/>
-              <w:t>1</w:t>
-            </w:r>
-          </w:p>
-        </w:tc>
-        <w:tc>
-          <w:tcPr>
-            <w:tcW w:w="1663" w:type="dxa"/>
+            <w:tcW w:w="1662" w:type="dxa"/>
             <w:tcBorders>
               <w:left w:val="single" w:sz="4" w:space="0" w:color="000000"/>
               <w:bottom w:val="single" w:sz="4" w:space="0" w:color="000000"/>
@@ -4328,6 +4425,7 @@
           <w:p>
             <w:pPr>
               <w:pStyle w:val="TableContents"/>
+              <w:widowControl w:val="false"/>
               <w:rPr/>
             </w:pPr>
             <w:r>
@@ -4350,6 +4448,7 @@
           <w:p>
             <w:pPr>
               <w:pStyle w:val="TableContents"/>
+              <w:widowControl w:val="false"/>
               <w:rPr/>
             </w:pPr>
             <w:r>
@@ -4360,6 +4459,46 @@
         </w:tc>
         <w:tc>
           <w:tcPr>
+            <w:tcW w:w="1662" w:type="dxa"/>
+            <w:tcBorders>
+              <w:left w:val="single" w:sz="4" w:space="0" w:color="000000"/>
+              <w:bottom w:val="single" w:sz="4" w:space="0" w:color="000000"/>
+            </w:tcBorders>
+          </w:tcPr>
+          <w:p>
+            <w:pPr>
+              <w:pStyle w:val="TableContents"/>
+              <w:widowControl w:val="false"/>
+              <w:rPr/>
+            </w:pPr>
+            <w:r>
+              <w:rPr/>
+              <w:t>0</w:t>
+            </w:r>
+          </w:p>
+        </w:tc>
+        <w:tc>
+          <w:tcPr>
+            <w:tcW w:w="1662" w:type="dxa"/>
+            <w:tcBorders>
+              <w:left w:val="single" w:sz="4" w:space="0" w:color="000000"/>
+              <w:bottom w:val="single" w:sz="4" w:space="0" w:color="000000"/>
+            </w:tcBorders>
+          </w:tcPr>
+          <w:p>
+            <w:pPr>
+              <w:pStyle w:val="TableContents"/>
+              <w:widowControl w:val="false"/>
+              <w:rPr/>
+            </w:pPr>
+            <w:r>
+              <w:rPr/>
+              <w:t>X</w:t>
+            </w:r>
+          </w:p>
+        </w:tc>
+        <w:tc>
+          <w:tcPr>
             <w:tcW w:w="1663" w:type="dxa"/>
             <w:tcBorders>
               <w:left w:val="single" w:sz="4" w:space="0" w:color="000000"/>
@@ -4369,6 +4508,27 @@
           <w:p>
             <w:pPr>
               <w:pStyle w:val="TableContents"/>
+              <w:widowControl w:val="false"/>
+              <w:rPr/>
+            </w:pPr>
+            <w:r>
+              <w:rPr/>
+              <w:t>1</w:t>
+            </w:r>
+          </w:p>
+        </w:tc>
+        <w:tc>
+          <w:tcPr>
+            <w:tcW w:w="1661" w:type="dxa"/>
+            <w:tcBorders>
+              <w:left w:val="single" w:sz="4" w:space="0" w:color="000000"/>
+              <w:bottom w:val="single" w:sz="4" w:space="0" w:color="000000"/>
+            </w:tcBorders>
+          </w:tcPr>
+          <w:p>
+            <w:pPr>
+              <w:pStyle w:val="TableContents"/>
+              <w:widowControl w:val="false"/>
               <w:rPr/>
             </w:pPr>
             <w:r>
@@ -4379,64 +4539,7 @@
         </w:tc>
         <w:tc>
           <w:tcPr>
-            <w:tcW w:w="1661" w:type="dxa"/>
-            <w:tcBorders>
-              <w:left w:val="single" w:sz="4" w:space="0" w:color="000000"/>
-              <w:bottom w:val="single" w:sz="4" w:space="0" w:color="000000"/>
-            </w:tcBorders>
-          </w:tcPr>
-          <w:p>
-            <w:pPr>
-              <w:pStyle w:val="TableContents"/>
-              <w:rPr/>
-            </w:pPr>
-            <w:r>
-              <w:rPr/>
-              <w:t>X</w:t>
-            </w:r>
-          </w:p>
-        </w:tc>
-        <w:tc>
-          <w:tcPr>
-            <w:tcW w:w="1663" w:type="dxa"/>
-            <w:tcBorders>
-              <w:left w:val="single" w:sz="4" w:space="0" w:color="000000"/>
-              <w:bottom w:val="single" w:sz="4" w:space="0" w:color="000000"/>
-            </w:tcBorders>
-          </w:tcPr>
-          <w:p>
-            <w:pPr>
-              <w:pStyle w:val="TableContents"/>
-              <w:rPr/>
-            </w:pPr>
-            <w:r>
-              <w:rPr/>
-              <w:t>1</w:t>
-            </w:r>
-          </w:p>
-        </w:tc>
-        <w:tc>
-          <w:tcPr>
-            <w:tcW w:w="1661" w:type="dxa"/>
-            <w:tcBorders>
-              <w:left w:val="single" w:sz="4" w:space="0" w:color="000000"/>
-              <w:bottom w:val="single" w:sz="4" w:space="0" w:color="000000"/>
-            </w:tcBorders>
-          </w:tcPr>
-          <w:p>
-            <w:pPr>
-              <w:pStyle w:val="TableContents"/>
-              <w:rPr/>
-            </w:pPr>
-            <w:r>
-              <w:rPr/>
-              <w:t>0</w:t>
-            </w:r>
-          </w:p>
-        </w:tc>
-        <w:tc>
-          <w:tcPr>
-            <w:tcW w:w="1663" w:type="dxa"/>
+            <w:tcW w:w="1662" w:type="dxa"/>
             <w:tcBorders>
               <w:left w:val="single" w:sz="4" w:space="0" w:color="000000"/>
               <w:bottom w:val="single" w:sz="4" w:space="0" w:color="000000"/>
@@ -4446,6 +4549,7 @@
           <w:p>
             <w:pPr>
               <w:pStyle w:val="TableContents"/>
+              <w:widowControl w:val="false"/>
               <w:rPr/>
             </w:pPr>
             <w:r>
@@ -4468,6 +4572,7 @@
           <w:p>
             <w:pPr>
               <w:pStyle w:val="TableContents"/>
+              <w:widowControl w:val="false"/>
               <w:rPr/>
             </w:pPr>
             <w:r>
@@ -4478,6 +4583,46 @@
         </w:tc>
         <w:tc>
           <w:tcPr>
+            <w:tcW w:w="1662" w:type="dxa"/>
+            <w:tcBorders>
+              <w:left w:val="single" w:sz="4" w:space="0" w:color="000000"/>
+              <w:bottom w:val="single" w:sz="4" w:space="0" w:color="000000"/>
+            </w:tcBorders>
+          </w:tcPr>
+          <w:p>
+            <w:pPr>
+              <w:pStyle w:val="TableContents"/>
+              <w:widowControl w:val="false"/>
+              <w:rPr/>
+            </w:pPr>
+            <w:r>
+              <w:rPr/>
+              <w:t>1</w:t>
+            </w:r>
+          </w:p>
+        </w:tc>
+        <w:tc>
+          <w:tcPr>
+            <w:tcW w:w="1662" w:type="dxa"/>
+            <w:tcBorders>
+              <w:left w:val="single" w:sz="4" w:space="0" w:color="000000"/>
+              <w:bottom w:val="single" w:sz="4" w:space="0" w:color="000000"/>
+            </w:tcBorders>
+          </w:tcPr>
+          <w:p>
+            <w:pPr>
+              <w:pStyle w:val="TableContents"/>
+              <w:widowControl w:val="false"/>
+              <w:rPr/>
+            </w:pPr>
+            <w:r>
+              <w:rPr/>
+              <w:t>X</w:t>
+            </w:r>
+          </w:p>
+        </w:tc>
+        <w:tc>
+          <w:tcPr>
             <w:tcW w:w="1663" w:type="dxa"/>
             <w:tcBorders>
               <w:left w:val="single" w:sz="4" w:space="0" w:color="000000"/>
@@ -4487,6 +4632,7 @@
           <w:p>
             <w:pPr>
               <w:pStyle w:val="TableContents"/>
+              <w:widowControl w:val="false"/>
               <w:rPr/>
             </w:pPr>
             <w:r>
@@ -4506,25 +4652,7 @@
           <w:p>
             <w:pPr>
               <w:pStyle w:val="TableContents"/>
-              <w:rPr/>
-            </w:pPr>
-            <w:r>
-              <w:rPr/>
-              <w:t>X</w:t>
-            </w:r>
-          </w:p>
-        </w:tc>
-        <w:tc>
-          <w:tcPr>
-            <w:tcW w:w="1663" w:type="dxa"/>
-            <w:tcBorders>
-              <w:left w:val="single" w:sz="4" w:space="0" w:color="000000"/>
-              <w:bottom w:val="single" w:sz="4" w:space="0" w:color="000000"/>
-            </w:tcBorders>
-          </w:tcPr>
-          <w:p>
-            <w:pPr>
-              <w:pStyle w:val="TableContents"/>
+              <w:widowControl w:val="false"/>
               <w:rPr/>
             </w:pPr>
             <w:r>
@@ -4535,26 +4663,7 @@
         </w:tc>
         <w:tc>
           <w:tcPr>
-            <w:tcW w:w="1661" w:type="dxa"/>
-            <w:tcBorders>
-              <w:left w:val="single" w:sz="4" w:space="0" w:color="000000"/>
-              <w:bottom w:val="single" w:sz="4" w:space="0" w:color="000000"/>
-            </w:tcBorders>
-          </w:tcPr>
-          <w:p>
-            <w:pPr>
-              <w:pStyle w:val="TableContents"/>
-              <w:rPr/>
-            </w:pPr>
-            <w:r>
-              <w:rPr/>
-              <w:t>1</w:t>
-            </w:r>
-          </w:p>
-        </w:tc>
-        <w:tc>
-          <w:tcPr>
-            <w:tcW w:w="1663" w:type="dxa"/>
+            <w:tcW w:w="1662" w:type="dxa"/>
             <w:tcBorders>
               <w:left w:val="single" w:sz="4" w:space="0" w:color="000000"/>
               <w:bottom w:val="single" w:sz="4" w:space="0" w:color="000000"/>
@@ -4564,6 +4673,7 @@
           <w:p>
             <w:pPr>
               <w:pStyle w:val="TableContents"/>
+              <w:widowControl w:val="false"/>
               <w:rPr/>
             </w:pPr>
             <w:r>
@@ -4585,10 +4695,7 @@
         </w:rPr>
       </w:pPr>
       <w:r>
-        <w:rPr>
-          <w:sz w:val="36"/>
-          <w:szCs w:val="24"/>
-        </w:rPr>
+        <w:rPr/>
       </w:r>
     </w:p>
     <w:sectPr>
